--- a/대본/8부/07화_The_Activist.docx
+++ b/대본/8부/07화_The_Activist.docx
@@ -2,7 +2,7 @@
 <file path=word/document.xml><?xml version="1.0" encoding="utf-8"?>
 <w:document xmlns:w="http://schemas.openxmlformats.org/wordprocessingml/2006/main" xmlns:m="http://schemas.openxmlformats.org/officeDocument/2006/math" xmlns:r="http://schemas.openxmlformats.org/officeDocument/2006/relationships" xmlns:o="urn:schemas-microsoft-com:office:office" xmlns:v="urn:schemas-microsoft-com:vml" xmlns:w10="urn:schemas-microsoft-com:office:word" xmlns:a="http://schemas.openxmlformats.org/drawingml/2006/main" xmlns:pic="http://schemas.openxmlformats.org/drawingml/2006/picture" xmlns:wp="http://schemas.openxmlformats.org/drawingml/2006/wordprocessingDrawing">
   <w:body>
-    <w:bookmarkStart w:id="32" w:name="ship-it-8부-7화"/>
+    <w:bookmarkStart w:id="38" w:name="ship-it-8부-7화"/>
     <w:p>
       <w:pPr>
         <w:pStyle w:val="Heading1"/>
@@ -435,112 +435,55 @@
     </w:p>
     <w:p>
       <w:pPr>
-        <w:numPr>
-          <w:ilvl w:val="0"/>
-          <w:numId w:val="1001"/>
-        </w:numPr>
+        <w:pStyle w:val="FirstParagraph"/>
       </w:pPr>
       <w:r>
         <w:t xml:space="preserve">RUTH: It’s here. Pikestone filed overnight. Seven point two percent. And there’s a public letter to the board.</w:t>
       </w:r>
-      <w:r>
-        <w:t xml:space="preserve"> </w:t>
-      </w:r>
-      <w:r>
-        <w:t xml:space="preserve">루스: 왔어요. 파이크스톤이 밤사이 공시했어요. 7.2%. 그리고 이사회 앞으로 공개서한이 있어요.</w:t>
-      </w:r>
-    </w:p>
-    <w:p>
-      <w:pPr>
-        <w:numPr>
-          <w:ilvl w:val="0"/>
-          <w:numId w:val="1001"/>
-        </w:numPr>
+    </w:p>
+    <w:p>
+      <w:pPr>
+        <w:pStyle w:val="BodyText"/>
       </w:pPr>
       <w:r>
         <w:t xml:space="preserve">NOAH: Public. Not even a phone call first.</w:t>
       </w:r>
-      <w:r>
-        <w:t xml:space="preserve"> </w:t>
-      </w:r>
-      <w:r>
-        <w:t xml:space="preserve">노아: 공개로. 먼저 전화 한 통도 없이.</w:t>
-      </w:r>
-    </w:p>
-    <w:p>
-      <w:pPr>
-        <w:numPr>
-          <w:ilvl w:val="0"/>
-          <w:numId w:val="1001"/>
-        </w:numPr>
+    </w:p>
+    <w:p>
+      <w:pPr>
+        <w:pStyle w:val="BodyText"/>
       </w:pPr>
       <w:r>
         <w:t xml:space="preserve">DIANE: That’s the point. A private letter is a request. A public letter is pressure.</w:t>
       </w:r>
-      <w:r>
-        <w:t xml:space="preserve"> </w:t>
-      </w:r>
-      <w:r>
-        <w:t xml:space="preserve">다이앤: 그게 핵심이에요. 비공개 서한은 요청이에요. 공개 서한은 압박이고.</w:t>
-      </w:r>
-    </w:p>
-    <w:p>
-      <w:pPr>
-        <w:numPr>
-          <w:ilvl w:val="0"/>
-          <w:numId w:val="1001"/>
-        </w:numPr>
+    </w:p>
+    <w:p>
+      <w:pPr>
+        <w:pStyle w:val="BodyText"/>
       </w:pPr>
       <w:r>
         <w:t xml:space="preserve">NOAH: Read me the demands. Just the demands.</w:t>
       </w:r>
-      <w:r>
-        <w:t xml:space="preserve"> </w:t>
-      </w:r>
-      <w:r>
-        <w:t xml:space="preserve">노아: 요구 사항 읽어 줘요. 요구 사항만.</w:t>
-      </w:r>
-    </w:p>
-    <w:p>
-      <w:pPr>
-        <w:numPr>
-          <w:ilvl w:val="0"/>
-          <w:numId w:val="1001"/>
-        </w:numPr>
+    </w:p>
+    <w:p>
+      <w:pPr>
+        <w:pStyle w:val="BodyText"/>
       </w:pPr>
       <w:r>
         <w:t xml:space="preserve">RUTH: Three. First, cut annual training spend from twenty-one million dollars to eight.</w:t>
       </w:r>
-      <w:r>
-        <w:t xml:space="preserve"> </w:t>
-      </w:r>
-      <w:r>
-        <w:t xml:space="preserve">루스: 세 가지. 첫째, 연간 교육비를 2,100만 달러에서 800만으로 삭감.</w:t>
-      </w:r>
-    </w:p>
-    <w:p>
-      <w:pPr>
-        <w:numPr>
-          <w:ilvl w:val="0"/>
-          <w:numId w:val="1001"/>
-        </w:numPr>
+    </w:p>
+    <w:p>
+      <w:pPr>
+        <w:pStyle w:val="BodyText"/>
       </w:pPr>
       <w:r>
         <w:t xml:space="preserve">ELENA: Training. Of course it’s training.</w:t>
       </w:r>
-      <w:r>
-        <w:t xml:space="preserve"> </w:t>
-      </w:r>
-      <w:r>
-        <w:t xml:space="preserve">엘레나: 교육. 당연히 교육이죠.</w:t>
-      </w:r>
-    </w:p>
-    <w:p>
-      <w:pPr>
-        <w:numPr>
-          <w:ilvl w:val="0"/>
-          <w:numId w:val="1001"/>
-        </w:numPr>
+    </w:p>
+    <w:p>
+      <w:pPr>
+        <w:pStyle w:val="BodyText"/>
       </w:pPr>
       <w:r>
         <w:t xml:space="preserve">RUTH: Second, allow sales to licensed aestheticians in Asia.</w:t>
@@ -557,159 +500,69 @@
       <w:r>
         <w:t xml:space="preserve">”</w:t>
       </w:r>
-      <w:r>
-        <w:t xml:space="preserve"> </w:t>
-      </w:r>
-      <w:r>
-        <w:t xml:space="preserve">루스: 둘째, 아시아에서 면허 미용사에게 판매 허용.</w:t>
-      </w:r>
-      <w:r>
-        <w:t xml:space="preserve"> </w:t>
-      </w:r>
-      <w:r>
-        <w:t xml:space="preserve">“</w:t>
-      </w:r>
-      <w:r>
-        <w:t xml:space="preserve">물량을 열기 위해.</w:t>
-      </w:r>
-      <w:r>
-        <w:t xml:space="preserve">”</w:t>
-      </w:r>
-    </w:p>
-    <w:p>
-      <w:pPr>
-        <w:numPr>
-          <w:ilvl w:val="0"/>
-          <w:numId w:val="1001"/>
-        </w:numPr>
+    </w:p>
+    <w:p>
+      <w:pPr>
+        <w:pStyle w:val="BodyText"/>
       </w:pPr>
       <w:r>
         <w:t xml:space="preserve">ELENA: Aestheticians. Two weeks after a salon in Vietnam put permanent plastic in a woman’s face.</w:t>
       </w:r>
-      <w:r>
-        <w:t xml:space="preserve"> </w:t>
-      </w:r>
-      <w:r>
-        <w:t xml:space="preserve">엘레나: 미용사. 베트남 미용실이 한 여성의 얼굴에 영구 플라스틱을 넣은 지 2주 만에.</w:t>
-      </w:r>
-    </w:p>
-    <w:p>
-      <w:pPr>
-        <w:numPr>
-          <w:ilvl w:val="0"/>
-          <w:numId w:val="1001"/>
-        </w:numPr>
+    </w:p>
+    <w:p>
+      <w:pPr>
+        <w:pStyle w:val="BodyText"/>
       </w:pPr>
       <w:r>
         <w:t xml:space="preserve">RUTH: Third, three seats on the board. If not, they’ll nominate their own directors at the annual meeting in May.</w:t>
       </w:r>
-      <w:r>
-        <w:t xml:space="preserve"> </w:t>
-      </w:r>
-      <w:r>
-        <w:t xml:space="preserve">루스: 셋째, 이사회 세 자리. 안 되면 5월 정기주총에서 자기네 이사 후보를 지명하겠대요.</w:t>
-      </w:r>
-    </w:p>
-    <w:p>
-      <w:pPr>
-        <w:numPr>
-          <w:ilvl w:val="0"/>
-          <w:numId w:val="1001"/>
-        </w:numPr>
+    </w:p>
+    <w:p>
+      <w:pPr>
+        <w:pStyle w:val="BodyText"/>
       </w:pPr>
       <w:r>
         <w:t xml:space="preserve">PAUL: A proxy fight. Expensive, public, and slow. For everyone.</w:t>
       </w:r>
-      <w:r>
-        <w:t xml:space="preserve"> </w:t>
-      </w:r>
-      <w:r>
-        <w:t xml:space="preserve">폴: 위임장 대결. 비싸고, 공개적이고, 느려요. 모두에게.</w:t>
-      </w:r>
-    </w:p>
-    <w:p>
-      <w:pPr>
-        <w:numPr>
-          <w:ilvl w:val="0"/>
-          <w:numId w:val="1001"/>
-        </w:numPr>
+    </w:p>
+    <w:p>
+      <w:pPr>
+        <w:pStyle w:val="BodyText"/>
       </w:pPr>
       <w:r>
         <w:t xml:space="preserve">NOAH: How did the stock react?</w:t>
       </w:r>
-      <w:r>
-        <w:t xml:space="preserve"> </w:t>
-      </w:r>
-      <w:r>
-        <w:t xml:space="preserve">노아: 주가 반응은요?</w:t>
-      </w:r>
-    </w:p>
-    <w:p>
-      <w:pPr>
-        <w:numPr>
-          <w:ilvl w:val="0"/>
-          <w:numId w:val="1001"/>
-        </w:numPr>
+    </w:p>
+    <w:p>
+      <w:pPr>
+        <w:pStyle w:val="BodyText"/>
       </w:pPr>
       <w:r>
         <w:t xml:space="preserve">RUTH: Pre-market, up six percent. Activists usually move a stock up on day one.</w:t>
       </w:r>
-      <w:r>
-        <w:t xml:space="preserve"> </w:t>
-      </w:r>
-      <w:r>
-        <w:t xml:space="preserve">루스: 장전 6% 상승. 행동주의 투자자가 들어오면 첫날은 대개 주가가 올라요.</w:t>
-      </w:r>
-    </w:p>
-    <w:p>
-      <w:pPr>
-        <w:numPr>
-          <w:ilvl w:val="0"/>
-          <w:numId w:val="1001"/>
-        </w:numPr>
+    </w:p>
+    <w:p>
+      <w:pPr>
+        <w:pStyle w:val="BodyText"/>
       </w:pPr>
       <w:r>
         <w:t xml:space="preserve">NOAH: So the market likes him.</w:t>
       </w:r>
-      <w:r>
-        <w:t xml:space="preserve"> </w:t>
-      </w:r>
-      <w:r>
-        <w:t xml:space="preserve">노아: 그러니까 시장은 그를 좋아하는군요.</w:t>
-      </w:r>
-    </w:p>
-    <w:p>
-      <w:pPr>
-        <w:numPr>
-          <w:ilvl w:val="0"/>
-          <w:numId w:val="1001"/>
-        </w:numPr>
+    </w:p>
+    <w:p>
+      <w:pPr>
+        <w:pStyle w:val="BodyText"/>
       </w:pPr>
       <w:r>
         <w:t xml:space="preserve">RUTH: The market likes attention. That’s different. Board call at eight.</w:t>
       </w:r>
-      <w:r>
-        <w:t xml:space="preserve"> </w:t>
-      </w:r>
-      <w:r>
-        <w:t xml:space="preserve">루스: 시장은 관심을 좋아해요. 그건 다르죠. 8시에 이사회 화상.</w:t>
-      </w:r>
-    </w:p>
-    <w:p>
-      <w:pPr>
-        <w:numPr>
-          <w:ilvl w:val="0"/>
-          <w:numId w:val="1001"/>
-        </w:numPr>
+    </w:p>
+    <w:p>
+      <w:pPr>
+        <w:pStyle w:val="BodyText"/>
       </w:pPr>
       <w:r>
         <w:t xml:space="preserve">DIANE: And nobody comments in public. Not a word, not a post, not a like, until the board decides.</w:t>
-      </w:r>
-      <w:r>
-        <w:t xml:space="preserve"> </w:t>
-      </w:r>
-      <w:r>
-        <w:t xml:space="preserve">다이앤: 그리고 누구도 공개적으로 언급하지 않아요. 말도, 게시물도, 좋아요도. 이사회가 결정할 때까지.</w:t>
       </w:r>
     </w:p>
     <w:bookmarkEnd w:id="21"/>
@@ -724,78 +577,39 @@
     </w:p>
     <w:p>
       <w:pPr>
-        <w:numPr>
-          <w:ilvl w:val="0"/>
-          <w:numId w:val="1002"/>
-        </w:numPr>
+        <w:pStyle w:val="FirstParagraph"/>
       </w:pPr>
       <w:r>
         <w:t xml:space="preserve">ELAINE: Good morning. I’ve read it twice. It’s well written. That’s what worries me.</w:t>
       </w:r>
-      <w:r>
-        <w:t xml:space="preserve"> </w:t>
-      </w:r>
-      <w:r>
-        <w:t xml:space="preserve">일레인: 좋은 아침이에요. 두 번 읽었어요. 잘 썼어요. 그게 걱정이에요.</w:t>
-      </w:r>
-    </w:p>
-    <w:p>
-      <w:pPr>
-        <w:numPr>
-          <w:ilvl w:val="0"/>
-          <w:numId w:val="1002"/>
-        </w:numPr>
+    </w:p>
+    <w:p>
+      <w:pPr>
+        <w:pStyle w:val="BodyText"/>
       </w:pPr>
       <w:r>
         <w:t xml:space="preserve">RICHARD: And I’m the reason he could buy so cheaply. My selling made room for him.</w:t>
       </w:r>
-      <w:r>
-        <w:t xml:space="preserve"> </w:t>
-      </w:r>
-      <w:r>
-        <w:t xml:space="preserve">리처드: 그리고 그가 그렇게 싸게 살 수 있었던 건 나 때문이에요. 내 매도가 그에게 자리를 만들어 줬죠.</w:t>
-      </w:r>
-    </w:p>
-    <w:p>
-      <w:pPr>
-        <w:numPr>
-          <w:ilvl w:val="0"/>
-          <w:numId w:val="1002"/>
-        </w:numPr>
+    </w:p>
+    <w:p>
+      <w:pPr>
+        <w:pStyle w:val="BodyText"/>
       </w:pPr>
       <w:r>
         <w:t xml:space="preserve">ELAINE: Richard, your plan was filed in May. Graham Pike would have found another door.</w:t>
       </w:r>
-      <w:r>
-        <w:t xml:space="preserve"> </w:t>
-      </w:r>
-      <w:r>
-        <w:t xml:space="preserve">일레인: 리처드, 당신 계획은 5월에 제출됐어요. 그레이엄 파이크는 다른 문을 찾았을 거예요.</w:t>
-      </w:r>
-    </w:p>
-    <w:p>
-      <w:pPr>
-        <w:numPr>
-          <w:ilvl w:val="0"/>
-          <w:numId w:val="1002"/>
-        </w:numPr>
+    </w:p>
+    <w:p>
+      <w:pPr>
+        <w:pStyle w:val="BodyText"/>
       </w:pPr>
       <w:r>
         <w:t xml:space="preserve">NOAH: Can someone read the paragraph that matters? The one about us?</w:t>
       </w:r>
-      <w:r>
-        <w:t xml:space="preserve"> </w:t>
-      </w:r>
-      <w:r>
-        <w:t xml:space="preserve">노아: 중요한 문단 누가 읽어 줄래요? 우리에 관한 거요?</w:t>
-      </w:r>
-    </w:p>
-    <w:p>
-      <w:pPr>
-        <w:numPr>
-          <w:ilvl w:val="0"/>
-          <w:numId w:val="1002"/>
-        </w:numPr>
+    </w:p>
+    <w:p>
+      <w:pPr>
+        <w:pStyle w:val="BodyText"/>
       </w:pPr>
       <w:r>
         <w:t xml:space="preserve">RUTH:</w:t>
@@ -812,439 +626,202 @@
       <w:r>
         <w:t xml:space="preserve">”</w:t>
       </w:r>
-      <w:r>
-        <w:t xml:space="preserve"> </w:t>
-      </w:r>
-      <w:r>
-        <w:t xml:space="preserve">루스:</w:t>
-      </w:r>
-      <w:r>
-        <w:t xml:space="preserve"> </w:t>
-      </w:r>
-      <w:r>
-        <w:t xml:space="preserve">“</w:t>
-      </w:r>
-      <w:r>
-        <w:t xml:space="preserve">베이라는 훌륭한 제품과 값비싼 문화를 만들었다. 그 교육 예산은 투자가 아니라 사명 선언문이다.</w:t>
-      </w:r>
-      <w:r>
-        <w:t xml:space="preserve">”</w:t>
-      </w:r>
-    </w:p>
-    <w:p>
-      <w:pPr>
-        <w:numPr>
-          <w:ilvl w:val="0"/>
-          <w:numId w:val="1002"/>
-        </w:numPr>
+    </w:p>
+    <w:p>
+      <w:pPr>
+        <w:pStyle w:val="BodyText"/>
       </w:pPr>
       <w:r>
         <w:t xml:space="preserve">ELENA: That sentence is clever and wrong. Training is the reason our complication rate is a third of the industry average. Training is why Korean clinics reorder at eighty-one percent. If he cuts it, the product is still excellent, but the hands holding it aren’t.</w:t>
       </w:r>
-      <w:r>
-        <w:t xml:space="preserve"> </w:t>
-      </w:r>
-      <w:r>
-        <w:t xml:space="preserve">엘레나: 그 문장은 영리하지만 틀렸어요. 교육 덕분에 우리 합병증 발생률이 업계 평균의 3분의 1이에요. 교육 덕분에 한국 클리닉 재주문율이 81%예요. 그걸 자르면 제품은 여전히 훌륭하겠지만, 그걸 쥔 손은 아니에요.</w:t>
-      </w:r>
-    </w:p>
-    <w:p>
-      <w:pPr>
-        <w:numPr>
-          <w:ilvl w:val="0"/>
-          <w:numId w:val="1002"/>
-        </w:numPr>
+    </w:p>
+    <w:p>
+      <w:pPr>
+        <w:pStyle w:val="BodyText"/>
       </w:pPr>
       <w:r>
         <w:t xml:space="preserve">ELAINE: Elena, I agree. But I want to hear the uncomfortable part first. Paul?</w:t>
       </w:r>
-      <w:r>
-        <w:t xml:space="preserve"> </w:t>
-      </w:r>
-      <w:r>
-        <w:t xml:space="preserve">일레인: 엘레나, 동의해요. 하지만 불편한 부분을 먼저 듣고 싶어요. 폴?</w:t>
-      </w:r>
-    </w:p>
-    <w:p>
-      <w:pPr>
-        <w:numPr>
-          <w:ilvl w:val="0"/>
-          <w:numId w:val="1002"/>
-        </w:numPr>
+    </w:p>
+    <w:p>
+      <w:pPr>
+        <w:pStyle w:val="BodyText"/>
       </w:pPr>
       <w:r>
         <w:t xml:space="preserve">PAUL: One of his numbers is right, and I’d rather say it here than read it in a newspaper. Our training cost per injector has gone up forty percent in two years. Flights and hotels for trainers, the same course run three times in one city, and nobody owning the total.</w:t>
       </w:r>
-      <w:r>
-        <w:t xml:space="preserve"> </w:t>
-      </w:r>
-      <w:r>
-        <w:t xml:space="preserve">폴: 그의 숫자 중 하나는 맞아요. 신문에서 읽느니 여기서 말하는 게 낫겠어요. 시술자 1인당 교육비가 2년 동안 40% 올랐어요. 강사 항공과 호텔, 한 도시에서 같은 과정을 세 번 운영하고, 전체를 책임지는 사람은 없고요.</w:t>
-      </w:r>
-    </w:p>
-    <w:p>
-      <w:pPr>
-        <w:numPr>
-          <w:ilvl w:val="0"/>
-          <w:numId w:val="1002"/>
-        </w:numPr>
+    </w:p>
+    <w:p>
+      <w:pPr>
+        <w:pStyle w:val="BodyText"/>
       </w:pPr>
       <w:r>
         <w:t xml:space="preserve">NOAH: Forty percent. Why didn’t I know that?</w:t>
       </w:r>
-      <w:r>
-        <w:t xml:space="preserve"> </w:t>
-      </w:r>
-      <w:r>
-        <w:t xml:space="preserve">노아: 40%. 왜 내가 그걸 몰랐죠?</w:t>
-      </w:r>
-    </w:p>
-    <w:p>
-      <w:pPr>
-        <w:numPr>
-          <w:ilvl w:val="0"/>
-          <w:numId w:val="1002"/>
-        </w:numPr>
+    </w:p>
+    <w:p>
+      <w:pPr>
+        <w:pStyle w:val="BodyText"/>
       </w:pPr>
       <w:r>
         <w:t xml:space="preserve">PAUL: It was in the board pack. Page thirty-one. Nobody reads page thirty-one.</w:t>
       </w:r>
-      <w:r>
-        <w:t xml:space="preserve"> </w:t>
-      </w:r>
-      <w:r>
-        <w:t xml:space="preserve">폴: 이사회 자료에 있었어요. 31쪽. 아무도 31쪽은 안 읽어요.</w:t>
-      </w:r>
-    </w:p>
-    <w:p>
-      <w:pPr>
-        <w:numPr>
-          <w:ilvl w:val="0"/>
-          <w:numId w:val="1002"/>
-        </w:numPr>
+    </w:p>
+    <w:p>
+      <w:pPr>
+        <w:pStyle w:val="BodyText"/>
       </w:pPr>
       <w:r>
         <w:t xml:space="preserve">ELAINE: Graham Pike reads page thirty-one. That’s his business model.</w:t>
       </w:r>
-      <w:r>
-        <w:t xml:space="preserve"> </w:t>
-      </w:r>
-      <w:r>
-        <w:t xml:space="preserve">일레인: 그레이엄 파이크는 31쪽을 읽어요. 그게 그의 사업 모델이에요.</w:t>
-      </w:r>
-    </w:p>
-    <w:p>
-      <w:pPr>
-        <w:numPr>
-          <w:ilvl w:val="0"/>
-          <w:numId w:val="1002"/>
-        </w:numPr>
+    </w:p>
+    <w:p>
+      <w:pPr>
+        <w:pStyle w:val="BodyText"/>
       </w:pPr>
       <w:r>
         <w:t xml:space="preserve">DIANE: Options. We can fight, we can settle, or we can engage.</w:t>
       </w:r>
-      <w:r>
-        <w:t xml:space="preserve"> </w:t>
-      </w:r>
-      <w:r>
-        <w:t xml:space="preserve">다이앤: 선택지. 싸우거나, 합의하거나, 대화하거나.</w:t>
-      </w:r>
-    </w:p>
-    <w:p>
-      <w:pPr>
-        <w:numPr>
-          <w:ilvl w:val="0"/>
-          <w:numId w:val="1002"/>
-        </w:numPr>
+    </w:p>
+    <w:p>
+      <w:pPr>
+        <w:pStyle w:val="BodyText"/>
       </w:pPr>
       <w:r>
         <w:t xml:space="preserve">RICHARD: Settle means giving him seats. Fight means a year of headlines.</w:t>
       </w:r>
-      <w:r>
-        <w:t xml:space="preserve"> </w:t>
-      </w:r>
-      <w:r>
-        <w:t xml:space="preserve">리처드: 합의는 그에게 자리를 준다는 뜻이고. 싸움은 1년간 헤드라인이죠.</w:t>
-      </w:r>
-    </w:p>
-    <w:p>
-      <w:pPr>
-        <w:numPr>
-          <w:ilvl w:val="0"/>
-          <w:numId w:val="1002"/>
-        </w:numPr>
+    </w:p>
+    <w:p>
+      <w:pPr>
+        <w:pStyle w:val="BodyText"/>
       </w:pPr>
       <w:r>
         <w:t xml:space="preserve">ELAINE: Then engage first. Meet him. Listen first. Then decide. Most activists want respect more than victory.</w:t>
       </w:r>
-      <w:r>
-        <w:t xml:space="preserve"> </w:t>
-      </w:r>
-      <w:r>
-        <w:t xml:space="preserve">일레인: 그럼 먼저 대화해요. 만나요. 먼저 들어요. 그다음에 결정해요. 대부분의 행동주의 투자자는 승리보다 존중을 원해요.</w:t>
-      </w:r>
-    </w:p>
-    <w:p>
-      <w:pPr>
-        <w:numPr>
-          <w:ilvl w:val="0"/>
-          <w:numId w:val="1002"/>
-        </w:numPr>
+    </w:p>
+    <w:p>
+      <w:pPr>
+        <w:pStyle w:val="BodyText"/>
       </w:pPr>
       <w:r>
         <w:t xml:space="preserve">NOAH: And the ones who want to win?</w:t>
       </w:r>
-      <w:r>
-        <w:t xml:space="preserve"> </w:t>
-      </w:r>
-      <w:r>
-        <w:t xml:space="preserve">노아: 이기고 싶어 하는 쪽은요?</w:t>
-      </w:r>
-    </w:p>
-    <w:p>
-      <w:pPr>
-        <w:numPr>
-          <w:ilvl w:val="0"/>
-          <w:numId w:val="1002"/>
-        </w:numPr>
+    </w:p>
+    <w:p>
+      <w:pPr>
+        <w:pStyle w:val="BodyText"/>
       </w:pPr>
       <w:r>
         <w:t xml:space="preserve">ELAINE: They’ll tell you in the first ten minutes. You’ll know.</w:t>
       </w:r>
-      <w:r>
-        <w:t xml:space="preserve"> </w:t>
-      </w:r>
-      <w:r>
-        <w:t xml:space="preserve">일레인: 처음 10분 안에 말해 줄 거예요. 알게 될 거예요.</w:t>
-      </w:r>
-    </w:p>
-    <w:p>
-      <w:pPr>
-        <w:numPr>
-          <w:ilvl w:val="0"/>
-          <w:numId w:val="1002"/>
-        </w:numPr>
+    </w:p>
+    <w:p>
+      <w:pPr>
+        <w:pStyle w:val="BodyText"/>
       </w:pPr>
       <w:r>
         <w:t xml:space="preserve">RUTH: He’s already offered a meeting. Wednesday, in New York. His office.</w:t>
       </w:r>
-      <w:r>
-        <w:t xml:space="preserve"> </w:t>
-      </w:r>
-      <w:r>
-        <w:t xml:space="preserve">루스: 이미 만남을 제안했어요. 수요일, 뉴욕. 그의 사무실.</w:t>
-      </w:r>
-    </w:p>
-    <w:p>
-      <w:pPr>
-        <w:numPr>
-          <w:ilvl w:val="0"/>
-          <w:numId w:val="1002"/>
-        </w:numPr>
+    </w:p>
+    <w:p>
+      <w:pPr>
+        <w:pStyle w:val="BodyText"/>
       </w:pPr>
       <w:r>
         <w:t xml:space="preserve">DIANE: His office, his coffee, his rules. Take Paul. Not Elena.</w:t>
       </w:r>
-      <w:r>
-        <w:t xml:space="preserve"> </w:t>
-      </w:r>
-      <w:r>
-        <w:t xml:space="preserve">다이앤: 그의 사무실, 그의 커피, 그의 규칙. 폴을 데려가요. 엘레나는 말고.</w:t>
-      </w:r>
-    </w:p>
-    <w:p>
-      <w:pPr>
-        <w:numPr>
-          <w:ilvl w:val="0"/>
-          <w:numId w:val="1002"/>
-        </w:numPr>
+    </w:p>
+    <w:p>
+      <w:pPr>
+        <w:pStyle w:val="BodyText"/>
       </w:pPr>
       <w:r>
         <w:t xml:space="preserve">ELENA: Why not me?</w:t>
       </w:r>
-      <w:r>
-        <w:t xml:space="preserve"> </w:t>
-      </w:r>
-      <w:r>
-        <w:t xml:space="preserve">엘레나: 왜 나는 안 돼요?</w:t>
-      </w:r>
-    </w:p>
-    <w:p>
-      <w:pPr>
-        <w:numPr>
-          <w:ilvl w:val="0"/>
-          <w:numId w:val="1002"/>
-        </w:numPr>
+    </w:p>
+    <w:p>
+      <w:pPr>
+        <w:pStyle w:val="BodyText"/>
       </w:pPr>
       <w:r>
         <w:t xml:space="preserve">DIANE: Because he wants a fight about the mission, and you’d give him one. Paul will talk about cost per injector, and that’s the only ground where Pike can be beaten. Let him argue against a spreadsheet, not against a doctor.</w:t>
       </w:r>
-      <w:r>
-        <w:t xml:space="preserve"> </w:t>
-      </w:r>
-      <w:r>
-        <w:t xml:space="preserve">다이앤: 그는 사명을 두고 싸우길 원하고, 당신은 그걸 줄 테니까요. 폴은 1인당 교육비를 얘기할 거고, 거기가 파이크를 이길 수 있는 유일한 땅이에요. 의사가 아니라 스프레드시트를 상대로 논쟁하게 하세요.</w:t>
-      </w:r>
-    </w:p>
-    <w:p>
-      <w:pPr>
-        <w:numPr>
-          <w:ilvl w:val="0"/>
-          <w:numId w:val="1002"/>
-        </w:numPr>
+    </w:p>
+    <w:p>
+      <w:pPr>
+        <w:pStyle w:val="BodyText"/>
       </w:pPr>
       <w:r>
         <w:t xml:space="preserve">ELENA: …Fine. But I write the patient section of our answer.</w:t>
       </w:r>
-      <w:r>
-        <w:t xml:space="preserve"> </w:t>
-      </w:r>
-      <w:r>
-        <w:t xml:space="preserve">엘레나: …좋아요. 하지만 답신의 환자 부분은 내가 써요.</w:t>
-      </w:r>
-    </w:p>
-    <w:p>
-      <w:pPr>
-        <w:numPr>
-          <w:ilvl w:val="0"/>
-          <w:numId w:val="1002"/>
-        </w:numPr>
+    </w:p>
+    <w:p>
+      <w:pPr>
+        <w:pStyle w:val="BodyText"/>
       </w:pPr>
       <w:r>
         <w:t xml:space="preserve">NOAH: Agreed. Nobody else could.</w:t>
       </w:r>
-      <w:r>
-        <w:t xml:space="preserve"> </w:t>
-      </w:r>
-      <w:r>
-        <w:t xml:space="preserve">노아: 동의해요. 다른 누구도 못 써요.</w:t>
-      </w:r>
-    </w:p>
-    <w:p>
-      <w:pPr>
-        <w:numPr>
-          <w:ilvl w:val="0"/>
-          <w:numId w:val="1002"/>
-        </w:numPr>
+    </w:p>
+    <w:p>
+      <w:pPr>
+        <w:pStyle w:val="BodyText"/>
       </w:pPr>
       <w:r>
         <w:t xml:space="preserve">MARISOL: Can I say one strategic thing? He’s asking for growth. We should show him growth he didn’t think of.</w:t>
       </w:r>
-      <w:r>
-        <w:t xml:space="preserve"> </w:t>
-      </w:r>
-      <w:r>
-        <w:t xml:space="preserve">마리솔: 전략적인 얘기 하나 해도 될까요? 그는 성장을 요구하고 있어요. 그가 생각 못 한 성장을 보여 줘야 해요.</w:t>
-      </w:r>
-    </w:p>
-    <w:p>
-      <w:pPr>
-        <w:numPr>
-          <w:ilvl w:val="0"/>
-          <w:numId w:val="1002"/>
-        </w:numPr>
+    </w:p>
+    <w:p>
+      <w:pPr>
+        <w:pStyle w:val="BodyText"/>
       </w:pPr>
       <w:r>
         <w:t xml:space="preserve">NOAH: Like what?</w:t>
       </w:r>
-      <w:r>
-        <w:t xml:space="preserve"> </w:t>
-      </w:r>
-      <w:r>
-        <w:t xml:space="preserve">노아: 예를 들면?</w:t>
-      </w:r>
-    </w:p>
-    <w:p>
-      <w:pPr>
-        <w:numPr>
-          <w:ilvl w:val="0"/>
-          <w:numId w:val="1002"/>
-        </w:numPr>
+    </w:p>
+    <w:p>
+      <w:pPr>
+        <w:pStyle w:val="BodyText"/>
       </w:pPr>
       <w:r>
         <w:t xml:space="preserve">MARISOL: I’ve been watching a small company here in Austin. I’ll bring it to you after New York. Not before.</w:t>
       </w:r>
-      <w:r>
-        <w:t xml:space="preserve"> </w:t>
-      </w:r>
-      <w:r>
-        <w:t xml:space="preserve">마리솔: 여기 오스틴의 작은 회사를 지켜보고 있었어요. 뉴욕 다녀온 다음에 가져올게요. 그 전엔 말고.</w:t>
-      </w:r>
-    </w:p>
-    <w:p>
-      <w:pPr>
-        <w:numPr>
-          <w:ilvl w:val="0"/>
-          <w:numId w:val="1002"/>
-        </w:numPr>
+    </w:p>
+    <w:p>
+      <w:pPr>
+        <w:pStyle w:val="BodyText"/>
       </w:pPr>
       <w:r>
         <w:t xml:space="preserve">RICHARD: A deal in the middle of an activist campaign. Bold.</w:t>
       </w:r>
-      <w:r>
-        <w:t xml:space="preserve"> </w:t>
-      </w:r>
-      <w:r>
-        <w:t xml:space="preserve">리처드: 행동주의 캠페인 한가운데에서 거래라. 대담하네요.</w:t>
-      </w:r>
-    </w:p>
-    <w:p>
-      <w:pPr>
-        <w:numPr>
-          <w:ilvl w:val="0"/>
-          <w:numId w:val="1002"/>
-        </w:numPr>
+    </w:p>
+    <w:p>
+      <w:pPr>
+        <w:pStyle w:val="BodyText"/>
       </w:pPr>
       <w:r>
         <w:t xml:space="preserve">ELAINE: Or smart. One thing at a time. Noah, what’s your instinct?</w:t>
       </w:r>
-      <w:r>
-        <w:t xml:space="preserve"> </w:t>
-      </w:r>
-      <w:r>
-        <w:t xml:space="preserve">일레인: 아니면 현명하거나. 하나씩 해요. 노아, 당신 직감은요?</w:t>
-      </w:r>
-    </w:p>
-    <w:p>
-      <w:pPr>
-        <w:numPr>
-          <w:ilvl w:val="0"/>
-          <w:numId w:val="1002"/>
-        </w:numPr>
+    </w:p>
+    <w:p>
+      <w:pPr>
+        <w:pStyle w:val="BodyText"/>
       </w:pPr>
       <w:r>
         <w:t xml:space="preserve">NOAH: My instinct is to write a furious letter tonight. Which is why I won’t. I’ll meet him, I’ll listen, and I’ll come back to this board with what’s true in his letter and what isn’t. Then we answer together, in public, in one voice.</w:t>
       </w:r>
-      <w:r>
-        <w:t xml:space="preserve"> </w:t>
-      </w:r>
-      <w:r>
-        <w:t xml:space="preserve">노아: 내 직감은 오늘 밤 분노에 찬 편지를 쓰는 거예요. 그래서 안 쓸 거예요. 그를 만나서 듣고, 그의 서한에서 뭐가 사실이고 뭐가 아닌지 들고 이사회로 돌아올게요. 그다음에 함께, 공개적으로, 한목소리로 답해요.</w:t>
-      </w:r>
-    </w:p>
-    <w:p>
-      <w:pPr>
-        <w:numPr>
-          <w:ilvl w:val="0"/>
-          <w:numId w:val="1002"/>
-        </w:numPr>
+    </w:p>
+    <w:p>
+      <w:pPr>
+        <w:pStyle w:val="BodyText"/>
       </w:pPr>
       <w:r>
         <w:t xml:space="preserve">ELAINE: That’s the CEO answer. Good.</w:t>
       </w:r>
-      <w:r>
-        <w:t xml:space="preserve"> </w:t>
-      </w:r>
-      <w:r>
-        <w:t xml:space="preserve">일레인: 그게 CEO다운 답이에요. 좋아요.</w:t>
-      </w:r>
-    </w:p>
-    <w:p>
-      <w:pPr>
-        <w:numPr>
-          <w:ilvl w:val="0"/>
-          <w:numId w:val="1002"/>
-        </w:numPr>
+    </w:p>
+    <w:p>
+      <w:pPr>
+        <w:pStyle w:val="BodyText"/>
       </w:pPr>
       <w:r>
         <w:t xml:space="preserve">RUTH: And to investors, one sentence.</w:t>
@@ -1261,108 +838,45 @@
       <w:r>
         <w:t xml:space="preserve">’</w:t>
       </w:r>
-      <w:r>
-        <w:t xml:space="preserve"> </w:t>
-      </w:r>
-      <w:r>
-        <w:t xml:space="preserve">루스: 그리고 투자자들에겐 한 문장.</w:t>
-      </w:r>
-      <w:r>
-        <w:t xml:space="preserve"> </w:t>
-      </w:r>
-      <w:r>
-        <w:t xml:space="preserve">‘</w:t>
-      </w:r>
-      <w:r>
-        <w:t xml:space="preserve">이사회는 모든 주주의 의견을 환영하며 적절한 시기에 답할 것입니다.</w:t>
-      </w:r>
-      <w:r>
-        <w:t xml:space="preserve">’</w:t>
-      </w:r>
-    </w:p>
-    <w:p>
-      <w:pPr>
-        <w:numPr>
-          <w:ilvl w:val="0"/>
-          <w:numId w:val="1002"/>
-        </w:numPr>
+    </w:p>
+    <w:p>
+      <w:pPr>
+        <w:pStyle w:val="BodyText"/>
       </w:pPr>
       <w:r>
         <w:t xml:space="preserve">NOAH: Same answer. Every time.</w:t>
       </w:r>
-      <w:r>
-        <w:t xml:space="preserve"> </w:t>
-      </w:r>
-      <w:r>
-        <w:t xml:space="preserve">노아: 같은 답. 매번.</w:t>
-      </w:r>
-    </w:p>
-    <w:p>
-      <w:pPr>
-        <w:numPr>
-          <w:ilvl w:val="0"/>
-          <w:numId w:val="1002"/>
-        </w:numPr>
+    </w:p>
+    <w:p>
+      <w:pPr>
+        <w:pStyle w:val="BodyText"/>
       </w:pPr>
       <w:r>
         <w:t xml:space="preserve">RUTH: You’re learning.</w:t>
       </w:r>
-      <w:r>
-        <w:t xml:space="preserve"> </w:t>
-      </w:r>
-      <w:r>
-        <w:t xml:space="preserve">루스: 배우고 있네요.</w:t>
-      </w:r>
-    </w:p>
-    <w:p>
-      <w:pPr>
-        <w:numPr>
-          <w:ilvl w:val="0"/>
-          <w:numId w:val="1002"/>
-        </w:numPr>
+    </w:p>
+    <w:p>
+      <w:pPr>
+        <w:pStyle w:val="BodyText"/>
       </w:pPr>
       <w:r>
         <w:t xml:space="preserve">RICHARD: One more thing. Pike plays chess in public. He’ll leak whatever you say Wednesday.</w:t>
       </w:r>
-      <w:r>
-        <w:t xml:space="preserve"> </w:t>
-      </w:r>
-      <w:r>
-        <w:t xml:space="preserve">리처드: 하나 더. 파이크는 공개적으로 체스를 둬요. 수요일에 무슨 말을 하든 흘릴 거예요.</w:t>
-      </w:r>
-    </w:p>
-    <w:p>
-      <w:pPr>
-        <w:numPr>
-          <w:ilvl w:val="0"/>
-          <w:numId w:val="1002"/>
-        </w:numPr>
+    </w:p>
+    <w:p>
+      <w:pPr>
+        <w:pStyle w:val="BodyText"/>
       </w:pPr>
       <w:r>
         <w:t xml:space="preserve">DIANE: Then say nothing Wednesday that you wouldn’t print on Friday.</w:t>
       </w:r>
-      <w:r>
-        <w:t xml:space="preserve"> </w:t>
-      </w:r>
-      <w:r>
-        <w:t xml:space="preserve">다이앤: 그럼 수요일엔 금요일에 인쇄해도 될 말만 해요.</w:t>
-      </w:r>
-    </w:p>
-    <w:p>
-      <w:pPr>
-        <w:numPr>
-          <w:ilvl w:val="0"/>
-          <w:numId w:val="1002"/>
-        </w:numPr>
+    </w:p>
+    <w:p>
+      <w:pPr>
+        <w:pStyle w:val="BodyText"/>
       </w:pPr>
       <w:r>
         <w:t xml:space="preserve">ELAINE: Good luck in New York. Bring a coat. And bring Paul’s page thirty-one.</w:t>
-      </w:r>
-      <w:r>
-        <w:t xml:space="preserve"> </w:t>
-      </w:r>
-      <w:r>
-        <w:t xml:space="preserve">일레인: 뉴욕에서 행운을 빌어요. 코트 챙기고. 폴의 31쪽도 챙겨요.</w:t>
       </w:r>
     </w:p>
     <w:bookmarkEnd w:id="22"/>
@@ -1377,512 +891,242 @@
     </w:p>
     <w:p>
       <w:pPr>
-        <w:numPr>
-          <w:ilvl w:val="0"/>
-          <w:numId w:val="1003"/>
-        </w:numPr>
+        <w:pStyle w:val="FirstParagraph"/>
       </w:pPr>
       <w:r>
         <w:t xml:space="preserve">PIKE: Noah. Paul. Thank you for coming. Coffee? It’s from a roaster in Brooklyn. I own part of it.</w:t>
       </w:r>
-      <w:r>
-        <w:t xml:space="preserve"> </w:t>
-      </w:r>
-      <w:r>
-        <w:t xml:space="preserve">파이크: 노아. 폴. 와 줘서 고마워요. 커피? 브루클린 로스터리 거예요. 일부를 내가 갖고 있죠.</w:t>
-      </w:r>
-    </w:p>
-    <w:p>
-      <w:pPr>
-        <w:numPr>
-          <w:ilvl w:val="0"/>
-          <w:numId w:val="1003"/>
-        </w:numPr>
+    </w:p>
+    <w:p>
+      <w:pPr>
+        <w:pStyle w:val="BodyText"/>
       </w:pPr>
       <w:r>
         <w:t xml:space="preserve">NOAH: Of course you do.</w:t>
       </w:r>
-      <w:r>
-        <w:t xml:space="preserve"> </w:t>
-      </w:r>
-      <w:r>
-        <w:t xml:space="preserve">노아: 당연히 그러시겠죠.</w:t>
-      </w:r>
-    </w:p>
-    <w:p>
-      <w:pPr>
-        <w:numPr>
-          <w:ilvl w:val="0"/>
-          <w:numId w:val="1003"/>
-        </w:numPr>
+    </w:p>
+    <w:p>
+      <w:pPr>
+        <w:pStyle w:val="BodyText"/>
       </w:pPr>
       <w:r>
         <w:t xml:space="preserve">PIKE: Let me save us time. I don’t hate your company. I hate your cost line. Your product is the best in its category, your growth is real, and your margins are a decade behind your story. That gap is where I make money, and frankly, where your shareholders should too.</w:t>
       </w:r>
-      <w:r>
-        <w:t xml:space="preserve"> </w:t>
-      </w:r>
-      <w:r>
-        <w:t xml:space="preserve">파이크: 시간을 아껴 드리죠. 나는 당신 회사를 싫어하지 않아요. 당신 비용 항목을 싫어해요. 제품은 카테고리 최고, 성장은 진짜, 그런데 마진은 스토리보다 10년 뒤처져 있어요. 그 격차가 내가 돈을 버는 곳이고, 솔직히 당신 주주들도 그래야 하는 곳이죠.</w:t>
-      </w:r>
-    </w:p>
-    <w:p>
-      <w:pPr>
-        <w:numPr>
-          <w:ilvl w:val="0"/>
-          <w:numId w:val="1003"/>
-        </w:numPr>
+    </w:p>
+    <w:p>
+      <w:pPr>
+        <w:pStyle w:val="BodyText"/>
       </w:pPr>
       <w:r>
         <w:t xml:space="preserve">NOAH: And training is the gap.</w:t>
       </w:r>
-      <w:r>
-        <w:t xml:space="preserve"> </w:t>
-      </w:r>
-      <w:r>
-        <w:t xml:space="preserve">노아: 그리고 교육이 그 격차고요.</w:t>
-      </w:r>
-    </w:p>
-    <w:p>
-      <w:pPr>
-        <w:numPr>
-          <w:ilvl w:val="0"/>
-          <w:numId w:val="1003"/>
-        </w:numPr>
+    </w:p>
+    <w:p>
+      <w:pPr>
+        <w:pStyle w:val="BodyText"/>
       </w:pPr>
       <w:r>
         <w:t xml:space="preserve">PIKE: Twenty-one million dollars. Twenty-six percent of revenue. Halvern spends nine percent.</w:t>
       </w:r>
-      <w:r>
-        <w:t xml:space="preserve"> </w:t>
-      </w:r>
-      <w:r>
-        <w:t xml:space="preserve">파이크: 2,100만 달러. 매출의 26%. 할번은 9%를 써요.</w:t>
-      </w:r>
-    </w:p>
-    <w:p>
-      <w:pPr>
-        <w:numPr>
-          <w:ilvl w:val="0"/>
-          <w:numId w:val="1003"/>
-        </w:numPr>
+    </w:p>
+    <w:p>
+      <w:pPr>
+        <w:pStyle w:val="BodyText"/>
       </w:pPr>
       <w:r>
         <w:t xml:space="preserve">PAUL: Halvern also has three times our complication rate. That costs money too. In lawsuits.</w:t>
       </w:r>
-      <w:r>
-        <w:t xml:space="preserve"> </w:t>
-      </w:r>
-      <w:r>
-        <w:t xml:space="preserve">폴: 할번은 합병증 발생률도 우리의 세 배예요. 그것도 돈이 들죠. 소송으로.</w:t>
-      </w:r>
-    </w:p>
-    <w:p>
-      <w:pPr>
-        <w:numPr>
-          <w:ilvl w:val="0"/>
-          <w:numId w:val="1003"/>
-        </w:numPr>
+    </w:p>
+    <w:p>
+      <w:pPr>
+        <w:pStyle w:val="BodyText"/>
       </w:pPr>
       <w:r>
         <w:t xml:space="preserve">PIKE: Put that in a model and I’ll listen. Mission is what companies say when they can’t explain a margin.</w:t>
       </w:r>
-      <w:r>
-        <w:t xml:space="preserve"> </w:t>
-      </w:r>
-      <w:r>
-        <w:t xml:space="preserve">파이크: 그걸 모델로 보여 주면 듣겠어요. 사명은 회사들이 마진을 설명하지 못할 때 하는 말이에요.</w:t>
-      </w:r>
-    </w:p>
-    <w:p>
-      <w:pPr>
-        <w:numPr>
-          <w:ilvl w:val="0"/>
-          <w:numId w:val="1003"/>
-        </w:numPr>
+    </w:p>
+    <w:p>
+      <w:pPr>
+        <w:pStyle w:val="BodyText"/>
       </w:pPr>
       <w:r>
         <w:t xml:space="preserve">NOAH: Then let me try without the word. Mr. Pike, you’re right about one thing. Our cost per trained injector has risen forty percent in two years, and nobody owned it. That’s my failure, and I’m going to fix it whether you’re on the register or not.</w:t>
       </w:r>
-      <w:r>
-        <w:t xml:space="preserve"> </w:t>
-      </w:r>
-      <w:r>
-        <w:t xml:space="preserve">노아: 그럼 그 단어 없이 해 볼게요. 파이크 씨, 한 가지는 맞아요. 교육받은 시술자 1인당 비용이 2년간 40% 올랐고, 아무도 책임지지 않았어요. 그건 내 실패고, 당신이 주주 명부에 있든 없든 고칠 거예요.</w:t>
-      </w:r>
-    </w:p>
-    <w:p>
-      <w:pPr>
-        <w:numPr>
-          <w:ilvl w:val="0"/>
-          <w:numId w:val="1003"/>
-        </w:numPr>
+    </w:p>
+    <w:p>
+      <w:pPr>
+        <w:pStyle w:val="BodyText"/>
       </w:pPr>
       <w:r>
         <w:t xml:space="preserve">PIKE: …That’s not what CEOs usually say in this room.</w:t>
       </w:r>
-      <w:r>
-        <w:t xml:space="preserve"> </w:t>
-      </w:r>
-      <w:r>
-        <w:t xml:space="preserve">파이크: …이 방에서 CEO들이 보통 하는 말은 아니네요.</w:t>
-      </w:r>
-    </w:p>
-    <w:p>
-      <w:pPr>
-        <w:numPr>
-          <w:ilvl w:val="0"/>
-          <w:numId w:val="1003"/>
-        </w:numPr>
+    </w:p>
+    <w:p>
+      <w:pPr>
+        <w:pStyle w:val="BodyText"/>
       </w:pPr>
       <w:r>
         <w:t xml:space="preserve">NOAH: You’re right about the cost. You’re wrong about the training.</w:t>
       </w:r>
-      <w:r>
-        <w:t xml:space="preserve"> </w:t>
-      </w:r>
-      <w:r>
-        <w:t xml:space="preserve">노아: 비용에 대해선 당신이 맞아요. 교육에 대해선 틀렸어요.</w:t>
-      </w:r>
-    </w:p>
-    <w:p>
-      <w:pPr>
-        <w:numPr>
-          <w:ilvl w:val="0"/>
-          <w:numId w:val="1003"/>
-        </w:numPr>
+    </w:p>
+    <w:p>
+      <w:pPr>
+        <w:pStyle w:val="BodyText"/>
       </w:pPr>
       <w:r>
         <w:t xml:space="preserve">PIKE: Explain the difference.</w:t>
       </w:r>
-      <w:r>
-        <w:t xml:space="preserve"> </w:t>
-      </w:r>
-      <w:r>
-        <w:t xml:space="preserve">파이크: 차이를 설명해 보세요.</w:t>
-      </w:r>
-    </w:p>
-    <w:p>
-      <w:pPr>
-        <w:numPr>
-          <w:ilvl w:val="0"/>
-          <w:numId w:val="1003"/>
-        </w:numPr>
+    </w:p>
+    <w:p>
+      <w:pPr>
+        <w:pStyle w:val="BodyText"/>
       </w:pPr>
       <w:r>
         <w:t xml:space="preserve">NOAH: The cost is how we deliver training: flights, hotels, duplicate courses. The training is what an injector can do on the day a vessel is blocked. You can cut the first in half without touching the second, and that’s exactly what we’re going to do.</w:t>
       </w:r>
-      <w:r>
-        <w:t xml:space="preserve"> </w:t>
-      </w:r>
-      <w:r>
-        <w:t xml:space="preserve">노아: 비용은 교육을 전달하는 방식이에요. 항공, 호텔, 중복 과정. 교육은 혈관이 막힌 날 시술자가 할 수 있는 것이고요. 두 번째에 손대지 않고 첫 번째를 절반으로 줄일 수 있고, 그게 정확히 우리가 할 일이에요.</w:t>
-      </w:r>
-    </w:p>
-    <w:p>
-      <w:pPr>
-        <w:numPr>
-          <w:ilvl w:val="0"/>
-          <w:numId w:val="1003"/>
-        </w:numPr>
+    </w:p>
+    <w:p>
+      <w:pPr>
+        <w:pStyle w:val="BodyText"/>
       </w:pPr>
       <w:r>
         <w:t xml:space="preserve">PIKE: Half. In writing?</w:t>
       </w:r>
-      <w:r>
-        <w:t xml:space="preserve"> </w:t>
-      </w:r>
-      <w:r>
-        <w:t xml:space="preserve">파이크: 절반. 서면으로?</w:t>
-      </w:r>
-    </w:p>
-    <w:p>
-      <w:pPr>
-        <w:numPr>
-          <w:ilvl w:val="0"/>
-          <w:numId w:val="1003"/>
-        </w:numPr>
+    </w:p>
+    <w:p>
+      <w:pPr>
+        <w:pStyle w:val="BodyText"/>
       </w:pPr>
       <w:r>
         <w:t xml:space="preserve">PAUL: A target, in our next earnings call. Thirty percent next year. More the year after.</w:t>
       </w:r>
-      <w:r>
-        <w:t xml:space="preserve"> </w:t>
-      </w:r>
-      <w:r>
-        <w:t xml:space="preserve">폴: 목표치로, 다음 실적 발표에서. 내년 30%. 그다음 해 더.</w:t>
-      </w:r>
-    </w:p>
-    <w:p>
-      <w:pPr>
-        <w:numPr>
-          <w:ilvl w:val="0"/>
-          <w:numId w:val="1003"/>
-        </w:numPr>
+    </w:p>
+    <w:p>
+      <w:pPr>
+        <w:pStyle w:val="BodyText"/>
       </w:pPr>
       <w:r>
         <w:t xml:space="preserve">PIKE: And Asia? Licensed aestheticians are legal in several markets. You’re leaving volume on the table.</w:t>
       </w:r>
-      <w:r>
-        <w:t xml:space="preserve"> </w:t>
-      </w:r>
-      <w:r>
-        <w:t xml:space="preserve">파이크: 그리고 아시아는요? 면허 미용사는 여러 시장에서 합법이에요. 물량을 테이블에 두고 가는 거예요.</w:t>
-      </w:r>
-    </w:p>
-    <w:p>
-      <w:pPr>
-        <w:numPr>
-          <w:ilvl w:val="0"/>
-          <w:numId w:val="1003"/>
-        </w:numPr>
+    </w:p>
+    <w:p>
+      <w:pPr>
+        <w:pStyle w:val="BodyText"/>
       </w:pPr>
       <w:r>
         <w:t xml:space="preserve">NOAH: Two weeks ago, a woman in Ho Chi Minh City had a filler injected at a salon. She was told it was Veyra. It wasn’t, and no enzyme in the world can take it out of her face. That’s the volume on the table, Mr. Pike, and I’m leaving it there.</w:t>
       </w:r>
-      <w:r>
-        <w:t xml:space="preserve"> </w:t>
-      </w:r>
-      <w:r>
-        <w:t xml:space="preserve">노아: 2주 전, 호찌민의 한 여성이 미용실에서 필러를 맞았어요. 베이라라고 들었죠. 아니었고, 세상 어떤 효소로도 그걸 얼굴에서 빼낼 수 없어요. 그게 테이블 위의 물량이에요, 파이크 씨. 난 그걸 거기 두고 갈 거예요.</w:t>
-      </w:r>
-    </w:p>
-    <w:p>
-      <w:pPr>
-        <w:numPr>
-          <w:ilvl w:val="0"/>
-          <w:numId w:val="1003"/>
-        </w:numPr>
+    </w:p>
+    <w:p>
+      <w:pPr>
+        <w:pStyle w:val="BodyText"/>
       </w:pPr>
       <w:r>
         <w:t xml:space="preserve">PIKE: That was a counterfeit. Not an aesthetician problem.</w:t>
       </w:r>
-      <w:r>
-        <w:t xml:space="preserve"> </w:t>
-      </w:r>
-      <w:r>
-        <w:t xml:space="preserve">파이크: 그건 위조품이었어요. 미용사 문제가 아니라.</w:t>
-      </w:r>
-    </w:p>
-    <w:p>
-      <w:pPr>
-        <w:numPr>
-          <w:ilvl w:val="0"/>
-          <w:numId w:val="1003"/>
-        </w:numPr>
+    </w:p>
+    <w:p>
+      <w:pPr>
+        <w:pStyle w:val="BodyText"/>
       </w:pPr>
       <w:r>
         <w:t xml:space="preserve">NOAH: It was a salon that couldn’t tell the difference. That’s the same problem.</w:t>
       </w:r>
-      <w:r>
-        <w:t xml:space="preserve"> </w:t>
-      </w:r>
-      <w:r>
-        <w:t xml:space="preserve">노아: 차이를 구별 못 한 미용실이었어요. 그게 같은 문제예요.</w:t>
-      </w:r>
-    </w:p>
-    <w:p>
-      <w:pPr>
-        <w:numPr>
-          <w:ilvl w:val="0"/>
-          <w:numId w:val="1003"/>
-        </w:numPr>
+    </w:p>
+    <w:p>
+      <w:pPr>
+        <w:pStyle w:val="BodyText"/>
       </w:pPr>
       <w:r>
         <w:t xml:space="preserve">PIKE: You’re very sure of yourself for a CEO with a missed quarter.</w:t>
       </w:r>
-      <w:r>
-        <w:t xml:space="preserve"> </w:t>
-      </w:r>
-      <w:r>
-        <w:t xml:space="preserve">파이크: 실적을 놓친 CEO치고 아주 확신에 차 있네요.</w:t>
-      </w:r>
-    </w:p>
-    <w:p>
-      <w:pPr>
-        <w:numPr>
-          <w:ilvl w:val="0"/>
-          <w:numId w:val="1003"/>
-        </w:numPr>
+    </w:p>
+    <w:p>
+      <w:pPr>
+        <w:pStyle w:val="BodyText"/>
       </w:pPr>
       <w:r>
         <w:t xml:space="preserve">PAUL: One missed quarter. And guidance held. You read page thirty-one. Read page four.</w:t>
       </w:r>
-      <w:r>
-        <w:t xml:space="preserve"> </w:t>
-      </w:r>
-      <w:r>
-        <w:t xml:space="preserve">폴: 한 분기 미달. 그리고 가이던스는 유지했어요. 31쪽을 읽으셨죠. 4쪽도 읽어 보세요.</w:t>
-      </w:r>
-    </w:p>
-    <w:p>
-      <w:pPr>
-        <w:numPr>
-          <w:ilvl w:val="0"/>
-          <w:numId w:val="1003"/>
-        </w:numPr>
+    </w:p>
+    <w:p>
+      <w:pPr>
+        <w:pStyle w:val="BodyText"/>
       </w:pPr>
       <w:r>
         <w:t xml:space="preserve">PIKE: I like your CFO. He’d be welcome on my slate.</w:t>
       </w:r>
-      <w:r>
-        <w:t xml:space="preserve"> </w:t>
-      </w:r>
-      <w:r>
-        <w:t xml:space="preserve">파이크: 당신 CFO가 마음에 드네요. 내 후보 명단에 환영이에요.</w:t>
-      </w:r>
-    </w:p>
-    <w:p>
-      <w:pPr>
-        <w:numPr>
-          <w:ilvl w:val="0"/>
-          <w:numId w:val="1003"/>
-        </w:numPr>
+    </w:p>
+    <w:p>
+      <w:pPr>
+        <w:pStyle w:val="BodyText"/>
       </w:pPr>
       <w:r>
         <w:t xml:space="preserve">PAUL: I’m not available. And I’m not flattered. Well, slightly.</w:t>
       </w:r>
-      <w:r>
-        <w:t xml:space="preserve"> </w:t>
-      </w:r>
-      <w:r>
-        <w:t xml:space="preserve">폴: 저는 안 돼요. 그리고 우쭐하지도 않아요. 음, 약간은.</w:t>
-      </w:r>
-    </w:p>
-    <w:p>
-      <w:pPr>
-        <w:numPr>
-          <w:ilvl w:val="0"/>
-          <w:numId w:val="1003"/>
-        </w:numPr>
+    </w:p>
+    <w:p>
+      <w:pPr>
+        <w:pStyle w:val="BodyText"/>
       </w:pPr>
       <w:r>
         <w:t xml:space="preserve">PIKE: Seats. Three seats, or a fight. Your choice.</w:t>
       </w:r>
-      <w:r>
-        <w:t xml:space="preserve"> </w:t>
-      </w:r>
-      <w:r>
-        <w:t xml:space="preserve">파이크: 자리. 세 자리, 아니면 싸움. 당신이 선택해요.</w:t>
-      </w:r>
-    </w:p>
-    <w:p>
-      <w:pPr>
-        <w:numPr>
-          <w:ilvl w:val="0"/>
-          <w:numId w:val="1003"/>
-        </w:numPr>
+    </w:p>
+    <w:p>
+      <w:pPr>
+        <w:pStyle w:val="BodyText"/>
       </w:pPr>
       <w:r>
         <w:t xml:space="preserve">NOAH: The board decides that, not me. But I’ll tell you what I’ll recommend. Not your three names. One new independent director, chosen by the board, with real experience in operating costs, so the next forty percent is caught on page one, not page thirty-one.</w:t>
       </w:r>
-      <w:r>
-        <w:t xml:space="preserve"> </w:t>
-      </w:r>
-      <w:r>
-        <w:t xml:space="preserve">노아: 그건 내가 아니라 이사회가 결정해요. 하지만 내가 뭘 권고할지는 말할게요. 당신의 세 사람은 아니에요. 이사회가 선택하는, 운영 비용에 실제 경험이 있는 새 독립 이사 한 명. 다음 40%가 31쪽이 아니라 1쪽에서 잡히도록.</w:t>
-      </w:r>
-    </w:p>
-    <w:p>
-      <w:pPr>
-        <w:numPr>
-          <w:ilvl w:val="0"/>
-          <w:numId w:val="1003"/>
-        </w:numPr>
+    </w:p>
+    <w:p>
+      <w:pPr>
+        <w:pStyle w:val="BodyText"/>
       </w:pPr>
       <w:r>
         <w:t xml:space="preserve">PIKE: One seat isn’t three.</w:t>
       </w:r>
-      <w:r>
-        <w:t xml:space="preserve"> </w:t>
-      </w:r>
-      <w:r>
-        <w:t xml:space="preserve">파이크: 한 자리는 세 자리가 아니죠.</w:t>
-      </w:r>
-    </w:p>
-    <w:p>
-      <w:pPr>
-        <w:numPr>
-          <w:ilvl w:val="0"/>
-          <w:numId w:val="1003"/>
-        </w:numPr>
+    </w:p>
+    <w:p>
+      <w:pPr>
+        <w:pStyle w:val="BodyText"/>
       </w:pPr>
       <w:r>
         <w:t xml:space="preserve">NOAH: And a cost target isn’t a gutted training program. We both get something real.</w:t>
       </w:r>
-      <w:r>
-        <w:t xml:space="preserve"> </w:t>
-      </w:r>
-      <w:r>
-        <w:t xml:space="preserve">노아: 그리고 비용 목표는 껍데기만 남은 교육 프로그램이 아니에요. 둘 다 진짜인 걸 얻는 거예요.</w:t>
-      </w:r>
-    </w:p>
-    <w:p>
-      <w:pPr>
-        <w:numPr>
-          <w:ilvl w:val="0"/>
-          <w:numId w:val="1003"/>
-        </w:numPr>
+    </w:p>
+    <w:p>
+      <w:pPr>
+        <w:pStyle w:val="BodyText"/>
       </w:pPr>
       <w:r>
         <w:t xml:space="preserve">PIKE: You have until the annual meeting. If the numbers move, I’ll be quiet. If they don’t, I won’t.</w:t>
       </w:r>
-      <w:r>
-        <w:t xml:space="preserve"> </w:t>
-      </w:r>
-      <w:r>
-        <w:t xml:space="preserve">파이크: 정기주총까지 시간을 드리죠. 숫자가 움직이면 조용히 있을게요. 아니면, 아닐 거고요.</w:t>
-      </w:r>
-    </w:p>
-    <w:p>
-      <w:pPr>
-        <w:numPr>
-          <w:ilvl w:val="0"/>
-          <w:numId w:val="1003"/>
-        </w:numPr>
+    </w:p>
+    <w:p>
+      <w:pPr>
+        <w:pStyle w:val="BodyText"/>
       </w:pPr>
       <w:r>
         <w:t xml:space="preserve">NOAH: That’s fair. That’s the first fair thing in your letter.</w:t>
       </w:r>
-      <w:r>
-        <w:t xml:space="preserve"> </w:t>
-      </w:r>
-      <w:r>
-        <w:t xml:space="preserve">노아: 공정하네요. 당신 서한에서 처음으로 공정한 거예요.</w:t>
-      </w:r>
-    </w:p>
-    <w:p>
-      <w:pPr>
-        <w:numPr>
-          <w:ilvl w:val="0"/>
-          <w:numId w:val="1003"/>
-        </w:numPr>
+    </w:p>
+    <w:p>
+      <w:pPr>
+        <w:pStyle w:val="BodyText"/>
       </w:pPr>
       <w:r>
         <w:t xml:space="preserve">PIKE: It wasn’t in the letter. I just said it.</w:t>
       </w:r>
-      <w:r>
-        <w:t xml:space="preserve"> </w:t>
-      </w:r>
-      <w:r>
-        <w:t xml:space="preserve">파이크: 서한엔 없었어요. 방금 말한 거예요.</w:t>
-      </w:r>
-    </w:p>
-    <w:p>
-      <w:pPr>
-        <w:numPr>
-          <w:ilvl w:val="0"/>
-          <w:numId w:val="1003"/>
-        </w:numPr>
+    </w:p>
+    <w:p>
+      <w:pPr>
+        <w:pStyle w:val="BodyText"/>
       </w:pPr>
       <w:r>
         <w:t xml:space="preserve">NOAH: Then put it in the next one.</w:t>
-      </w:r>
-      <w:r>
-        <w:t xml:space="preserve"> </w:t>
-      </w:r>
-      <w:r>
-        <w:t xml:space="preserve">노아: 그럼 다음 서한에 넣으세요.</w:t>
       </w:r>
     </w:p>
     <w:bookmarkEnd w:id="23"/>
@@ -1897,78 +1141,39 @@
     </w:p>
     <w:p>
       <w:pPr>
-        <w:numPr>
-          <w:ilvl w:val="0"/>
-          <w:numId w:val="1004"/>
-        </w:numPr>
+        <w:pStyle w:val="FirstParagraph"/>
       </w:pPr>
       <w:r>
         <w:t xml:space="preserve">ELAINE: Your draft has Paul’s numbers, Elena’s patients, one director. Something’s still missing.</w:t>
       </w:r>
-      <w:r>
-        <w:t xml:space="preserve"> </w:t>
-      </w:r>
-      <w:r>
-        <w:t xml:space="preserve">일레인: 초안에 폴의 숫자, 엘레나의 환자, 이사 한 명이 있네요. 아직 뭔가 빠졌어요.</w:t>
-      </w:r>
-    </w:p>
-    <w:p>
-      <w:pPr>
-        <w:numPr>
-          <w:ilvl w:val="0"/>
-          <w:numId w:val="1004"/>
-        </w:numPr>
+    </w:p>
+    <w:p>
+      <w:pPr>
+        <w:pStyle w:val="BodyText"/>
       </w:pPr>
       <w:r>
         <w:t xml:space="preserve">JAMES: Then I may have it. Two things happened in London today. The first is sitting next to me.</w:t>
       </w:r>
-      <w:r>
-        <w:t xml:space="preserve"> </w:t>
-      </w:r>
-      <w:r>
-        <w:t xml:space="preserve">제임스: 그럼 제가 가진 것 같아요. 오늘 런던에서 두 가지 일이 있었어요. 첫 번째가 제 옆에 앉아 있어요.</w:t>
-      </w:r>
-    </w:p>
-    <w:p>
-      <w:pPr>
-        <w:numPr>
-          <w:ilvl w:val="0"/>
-          <w:numId w:val="1004"/>
-        </w:numPr>
+    </w:p>
+    <w:p>
+      <w:pPr>
+        <w:pStyle w:val="BodyText"/>
       </w:pPr>
       <w:r>
         <w:t xml:space="preserve">HANNAH: Hello, Noah. Hannah Lloyd. We met in an interview two years ago. You lost me to Tom.</w:t>
       </w:r>
-      <w:r>
-        <w:t xml:space="preserve"> </w:t>
-      </w:r>
-      <w:r>
-        <w:t xml:space="preserve">해나: 안녕하세요, 노아. 해나 로이드예요. 2년 전 면접에서 만났죠. 저를 톰에게 뺏기셨어요.</w:t>
-      </w:r>
-    </w:p>
-    <w:p>
-      <w:pPr>
-        <w:numPr>
-          <w:ilvl w:val="0"/>
-          <w:numId w:val="1004"/>
-        </w:numPr>
+    </w:p>
+    <w:p>
+      <w:pPr>
+        <w:pStyle w:val="BodyText"/>
       </w:pPr>
       <w:r>
         <w:t xml:space="preserve">NOAH: I remember. Tom moved faster. That was on me.</w:t>
       </w:r>
-      <w:r>
-        <w:t xml:space="preserve"> </w:t>
-      </w:r>
-      <w:r>
-        <w:t xml:space="preserve">노아: 기억해요. 톰이 더 빨랐죠. 그건 내 탓이었어요.</w:t>
-      </w:r>
-    </w:p>
-    <w:p>
-      <w:pPr>
-        <w:numPr>
-          <w:ilvl w:val="0"/>
-          <w:numId w:val="1004"/>
-        </w:numPr>
+    </w:p>
+    <w:p>
+      <w:pPr>
+        <w:pStyle w:val="BodyText"/>
       </w:pPr>
       <w:r>
         <w:t xml:space="preserve">HANNAH: Last week, Halvern UK told us to double our sales to beauticians before the new law takes effect.</w:t>
@@ -1991,11 +1196,61 @@
       <w:r>
         <w:t xml:space="preserve">I was a nurse for eight years before I was a marketer. I said no, and I resigned the same afternoon.</w:t>
       </w:r>
-      <w:r>
-        <w:t xml:space="preserve"> </w:t>
-      </w:r>
-      <w:r>
-        <w:t xml:space="preserve">해나: 지난주 할번 UK가 새 법이 시행되기 전에 미용사 판매를 두 배로 늘리라고 했어요.</w:t>
+    </w:p>
+    <w:p>
+      <w:pPr>
+        <w:pStyle w:val="BodyText"/>
+      </w:pPr>
+      <w:r>
+        <w:t xml:space="preserve">JAMES: Her contract with Halvern lets her start with us in four weeks. I’d like her to lead UK training.</w:t>
+      </w:r>
+    </w:p>
+    <w:p>
+      <w:pPr>
+        <w:pStyle w:val="BodyText"/>
+      </w:pPr>
+      <w:r>
+        <w:t xml:space="preserve">NOAH: Hannah, the job is yours, if you want it. On one condition.</w:t>
+      </w:r>
+    </w:p>
+    <w:p>
+      <w:pPr>
+        <w:pStyle w:val="BodyText"/>
+      </w:pPr>
+      <w:r>
+        <w:t xml:space="preserve">HANNAH: Let me guess. If you ever sell to a beautician, I resign the same week.</w:t>
+      </w:r>
+    </w:p>
+    <w:p>
+      <w:pPr>
+        <w:pStyle w:val="BodyText"/>
+      </w:pPr>
+      <w:r>
+        <w:t xml:space="preserve">JAMES: That’s in my contract. We’ll copy the paragraph.</w:t>
+      </w:r>
+    </w:p>
+    <w:p>
+      <w:pPr>
+        <w:pStyle w:val="BodyText"/>
+      </w:pPr>
+      <w:r>
+        <w:t xml:space="preserve">NOAH: And the second thing, James?</w:t>
+      </w:r>
+    </w:p>
+    <w:p>
+      <w:pPr>
+        <w:pStyle w:val="BodyText"/>
+      </w:pPr>
+      <w:r>
+        <w:t xml:space="preserve">FIONA: The second thing is me. Fiona Ashby. You may remember I said no to you once, very clearly.</w:t>
+      </w:r>
+    </w:p>
+    <w:p>
+      <w:pPr>
+        <w:pStyle w:val="BodyText"/>
+      </w:pPr>
+      <w:r>
+        <w:t xml:space="preserve">NOAH:</w:t>
       </w:r>
       <w:r>
         <w:t xml:space="preserve"> </w:t>
@@ -2004,126 +1259,87 @@
         <w:t xml:space="preserve">“</w:t>
       </w:r>
       <w:r>
-        <w:t xml:space="preserve">팔 수 있을 때 팔아라.</w:t>
+        <w:t xml:space="preserve">I’d have signed. I liked your doctor. She frightened me.</w:t>
       </w:r>
       <w:r>
         <w:t xml:space="preserve">”</w:t>
       </w:r>
-      <w:r>
-        <w:t xml:space="preserve"> </w:t>
-      </w:r>
-      <w:r>
-        <w:t xml:space="preserve">저는 마케터가 되기 전 8년간 간호사였어요. 거절했고, 그날 오후에 사직했어요.</w:t>
-      </w:r>
-    </w:p>
-    <w:p>
-      <w:pPr>
-        <w:numPr>
-          <w:ilvl w:val="0"/>
-          <w:numId w:val="1004"/>
-        </w:numPr>
-      </w:pPr>
-      <w:r>
-        <w:t xml:space="preserve">JAMES: Her contract with Halvern lets her start with us in four weeks. I’d like her to lead UK training.</w:t>
-      </w:r>
-      <w:r>
-        <w:t xml:space="preserve"> </w:t>
-      </w:r>
-      <w:r>
-        <w:t xml:space="preserve">제임스: 할번과의 계약상 4주 후에 우리와 시작할 수 있어요. 영국 교육 책임자를 맡기고 싶어요.</w:t>
-      </w:r>
-    </w:p>
-    <w:p>
-      <w:pPr>
-        <w:numPr>
-          <w:ilvl w:val="0"/>
-          <w:numId w:val="1004"/>
-        </w:numPr>
-      </w:pPr>
-      <w:r>
-        <w:t xml:space="preserve">NOAH: Hannah, the job is yours, if you want it. On one condition.</w:t>
-      </w:r>
-      <w:r>
-        <w:t xml:space="preserve"> </w:t>
-      </w:r>
-      <w:r>
-        <w:t xml:space="preserve">노아: 해나, 원한다면 그 자리는 당신 거예요. 조건 하나.</w:t>
-      </w:r>
-    </w:p>
-    <w:p>
-      <w:pPr>
-        <w:numPr>
-          <w:ilvl w:val="0"/>
-          <w:numId w:val="1004"/>
-        </w:numPr>
-      </w:pPr>
-      <w:r>
-        <w:t xml:space="preserve">HANNAH: Let me guess. If you ever sell to a beautician, I resign the same week.</w:t>
-      </w:r>
-      <w:r>
-        <w:t xml:space="preserve"> </w:t>
-      </w:r>
-      <w:r>
-        <w:t xml:space="preserve">해나: 맞혀 볼게요. 미용사에게 판매하면, 그 주에 사직한다.</w:t>
-      </w:r>
-    </w:p>
-    <w:p>
-      <w:pPr>
-        <w:numPr>
-          <w:ilvl w:val="0"/>
-          <w:numId w:val="1004"/>
-        </w:numPr>
-      </w:pPr>
-      <w:r>
-        <w:t xml:space="preserve">JAMES: That’s in my contract. We’ll copy the paragraph.</w:t>
-      </w:r>
-      <w:r>
-        <w:t xml:space="preserve"> </w:t>
-      </w:r>
-      <w:r>
-        <w:t xml:space="preserve">제임스: 그거 제 계약서에 있어요. 그 문단을 복사하죠.</w:t>
-      </w:r>
-    </w:p>
-    <w:p>
-      <w:pPr>
-        <w:numPr>
-          <w:ilvl w:val="0"/>
-          <w:numId w:val="1004"/>
-        </w:numPr>
-      </w:pPr>
-      <w:r>
-        <w:t xml:space="preserve">NOAH: And the second thing, James?</w:t>
-      </w:r>
-      <w:r>
-        <w:t xml:space="preserve"> </w:t>
-      </w:r>
-      <w:r>
-        <w:t xml:space="preserve">노아: 그리고 두 번째는요, 제임스?</w:t>
-      </w:r>
-    </w:p>
-    <w:p>
-      <w:pPr>
-        <w:numPr>
-          <w:ilvl w:val="0"/>
-          <w:numId w:val="1004"/>
-        </w:numPr>
-      </w:pPr>
-      <w:r>
-        <w:t xml:space="preserve">FIONA: The second thing is me. Fiona Ashby. You may remember I said no to you once, very clearly.</w:t>
-      </w:r>
-      <w:r>
-        <w:t xml:space="preserve"> </w:t>
-      </w:r>
-      <w:r>
-        <w:t xml:space="preserve">피오나: 두 번째는 저예요. 피오나 애시비. 제가 한 번 아주 분명하게 거절했던 거 기억하실지도.</w:t>
-      </w:r>
-    </w:p>
-    <w:p>
-      <w:pPr>
-        <w:numPr>
-          <w:ilvl w:val="0"/>
-          <w:numId w:val="1004"/>
-        </w:numPr>
+    </w:p>
+    <w:p>
+      <w:pPr>
+        <w:pStyle w:val="BodyText"/>
+      </w:pPr>
+      <w:r>
+        <w:t xml:space="preserve">FIONA: She still does. Here’s my offer. Grant &amp; Ashby has a network of nurse trainers in every major UK city. Instead of flying your trainers from Austin, use ours, certified by Dr. Ruiz, on your curriculum. James and I ran the numbers. It cuts your cost per trained injector here by thirty-five percent.</w:t>
+      </w:r>
+    </w:p>
+    <w:p>
+      <w:pPr>
+        <w:pStyle w:val="BodyText"/>
+      </w:pPr>
+      <w:r>
+        <w:t xml:space="preserve">PAUL: Thirty-five percent. Without cutting a single hour of training?</w:t>
+      </w:r>
+    </w:p>
+    <w:p>
+      <w:pPr>
+        <w:pStyle w:val="BodyText"/>
+      </w:pPr>
+      <w:r>
+        <w:t xml:space="preserve">FIONA: Not one hour. Fewer flights. Same hands-on time. Same rescue drill.</w:t>
+      </w:r>
+    </w:p>
+    <w:p>
+      <w:pPr>
+        <w:pStyle w:val="BodyText"/>
+      </w:pPr>
+      <w:r>
+        <w:t xml:space="preserve">ELENA: And I certify every trainer myself. In person, the first time. No exceptions.</w:t>
+      </w:r>
+    </w:p>
+    <w:p>
+      <w:pPr>
+        <w:pStyle w:val="BodyText"/>
+      </w:pPr>
+      <w:r>
+        <w:t xml:space="preserve">FIONA: I’d expect nothing less. Still frightening.</w:t>
+      </w:r>
+    </w:p>
+    <w:p>
+      <w:pPr>
+        <w:pStyle w:val="BodyText"/>
+      </w:pPr>
+      <w:r>
+        <w:t xml:space="preserve">NOAH: Then that’s the model. Local trainers, our standard. Korea already works that way with Ji-woo’s clinics. We do it everywhere.</w:t>
+      </w:r>
+    </w:p>
+    <w:p>
+      <w:pPr>
+        <w:pStyle w:val="BodyText"/>
+      </w:pPr>
+      <w:r>
+        <w:t xml:space="preserve">MARISOL: That’s the missing piece. You’re not defending the cost. You’re fixing it, with proof.</w:t>
+      </w:r>
+    </w:p>
+    <w:p>
+      <w:pPr>
+        <w:pStyle w:val="BodyText"/>
+      </w:pPr>
+      <w:r>
+        <w:t xml:space="preserve">NOAH: Ruth, take this down. The headline sentence.</w:t>
+      </w:r>
+    </w:p>
+    <w:p>
+      <w:pPr>
+        <w:pStyle w:val="BodyText"/>
+      </w:pPr>
+      <w:r>
+        <w:t xml:space="preserve">RUTH: Ready.</w:t>
+      </w:r>
+    </w:p>
+    <w:p>
+      <w:pPr>
+        <w:pStyle w:val="BodyText"/>
       </w:pPr>
       <w:r>
         <w:t xml:space="preserve">NOAH:</w:t>
@@ -2135,273 +1351,34 @@
         <w:t xml:space="preserve">“</w:t>
       </w:r>
       <w:r>
-        <w:t xml:space="preserve">I’d have signed. I liked your doctor. She frightened me.</w:t>
+        <w:t xml:space="preserve">We will cut the cost of training. We will not cut the training.</w:t>
       </w:r>
       <w:r>
         <w:t xml:space="preserve">”</w:t>
       </w:r>
-      <w:r>
-        <w:t xml:space="preserve"> </w:t>
-      </w:r>
-      <w:r>
-        <w:t xml:space="preserve">노아:</w:t>
-      </w:r>
-      <w:r>
-        <w:t xml:space="preserve"> </w:t>
-      </w:r>
-      <w:r>
-        <w:t xml:space="preserve">“</w:t>
-      </w:r>
-      <w:r>
-        <w:t xml:space="preserve">저라면 서명했을 거예요. 그쪽 의사가 마음에 들었어요. 무서웠거든요.</w:t>
-      </w:r>
-      <w:r>
-        <w:t xml:space="preserve">”</w:t>
-      </w:r>
-    </w:p>
-    <w:p>
-      <w:pPr>
-        <w:numPr>
-          <w:ilvl w:val="0"/>
-          <w:numId w:val="1004"/>
-        </w:numPr>
-      </w:pPr>
-      <w:r>
-        <w:t xml:space="preserve">FIONA: She still does. Here’s my offer. Grant &amp; Ashby has a network of nurse trainers in every major UK city. Instead of flying your trainers from Austin, use ours, certified by Dr. Ruiz, on your curriculum. James and I ran the numbers. It cuts your cost per trained injector here by thirty-five percent.</w:t>
-      </w:r>
-      <w:r>
-        <w:t xml:space="preserve"> </w:t>
-      </w:r>
-      <w:r>
-        <w:t xml:space="preserve">피오나: 여전히 무서워요. 제 제안은 이래요. 그랜트 앤 애시비는 영국 주요 도시마다 간호사 강사 네트워크가 있어요. 오스틴에서 강사를 비행기로 데려오는 대신, 루이즈 박사가 인증하고 귀사 커리큘럼으로 운영하는 저희 강사를 쓰세요. 제임스와 계산해 봤어요. 여기서 시술자 1인당 교육비를 35% 줄여요.</w:t>
-      </w:r>
-    </w:p>
-    <w:p>
-      <w:pPr>
-        <w:numPr>
-          <w:ilvl w:val="0"/>
-          <w:numId w:val="1004"/>
-        </w:numPr>
-      </w:pPr>
-      <w:r>
-        <w:t xml:space="preserve">PAUL: Thirty-five percent. Without cutting a single hour of training?</w:t>
-      </w:r>
-      <w:r>
-        <w:t xml:space="preserve"> </w:t>
-      </w:r>
-      <w:r>
-        <w:t xml:space="preserve">폴: 35%. 교육 시간은 한 시간도 줄이지 않고?</w:t>
-      </w:r>
-    </w:p>
-    <w:p>
-      <w:pPr>
-        <w:numPr>
-          <w:ilvl w:val="0"/>
-          <w:numId w:val="1004"/>
-        </w:numPr>
-      </w:pPr>
-      <w:r>
-        <w:t xml:space="preserve">FIONA: Not one hour. Fewer flights. Same hands-on time. Same rescue drill.</w:t>
-      </w:r>
-      <w:r>
-        <w:t xml:space="preserve"> </w:t>
-      </w:r>
-      <w:r>
-        <w:t xml:space="preserve">피오나: 한 시간도요. 비행은 줄이고. 실습 시간은 그대로. 응급 훈련도 그대로.</w:t>
-      </w:r>
-    </w:p>
-    <w:p>
-      <w:pPr>
-        <w:numPr>
-          <w:ilvl w:val="0"/>
-          <w:numId w:val="1004"/>
-        </w:numPr>
-      </w:pPr>
-      <w:r>
-        <w:t xml:space="preserve">ELENA: And I certify every trainer myself. In person, the first time. No exceptions.</w:t>
-      </w:r>
-      <w:r>
-        <w:t xml:space="preserve"> </w:t>
-      </w:r>
-      <w:r>
-        <w:t xml:space="preserve">엘레나: 그리고 강사는 전부 내가 직접 인증해요. 처음엔 대면으로. 예외 없이.</w:t>
-      </w:r>
-    </w:p>
-    <w:p>
-      <w:pPr>
-        <w:numPr>
-          <w:ilvl w:val="0"/>
-          <w:numId w:val="1004"/>
-        </w:numPr>
-      </w:pPr>
-      <w:r>
-        <w:t xml:space="preserve">FIONA: I’d expect nothing less. Still frightening.</w:t>
-      </w:r>
-      <w:r>
-        <w:t xml:space="preserve"> </w:t>
-      </w:r>
-      <w:r>
-        <w:t xml:space="preserve">피오나: 그 이상은 기대 안 해요. 여전히 무섭네요.</w:t>
-      </w:r>
-    </w:p>
-    <w:p>
-      <w:pPr>
-        <w:numPr>
-          <w:ilvl w:val="0"/>
-          <w:numId w:val="1004"/>
-        </w:numPr>
-      </w:pPr>
-      <w:r>
-        <w:t xml:space="preserve">NOAH: Then that’s the model. Local trainers, our standard. Korea already works that way with Ji-woo’s clinics. We do it everywhere.</w:t>
-      </w:r>
-      <w:r>
-        <w:t xml:space="preserve"> </w:t>
-      </w:r>
-      <w:r>
-        <w:t xml:space="preserve">노아: 그럼 그게 모델이에요. 현지 강사, 우리 기준. 한국은 이미 지우의 클리닉들과 그렇게 하고 있어요. 모든 곳에서 그렇게 해요.</w:t>
-      </w:r>
-    </w:p>
-    <w:p>
-      <w:pPr>
-        <w:numPr>
-          <w:ilvl w:val="0"/>
-          <w:numId w:val="1004"/>
-        </w:numPr>
-      </w:pPr>
-      <w:r>
-        <w:t xml:space="preserve">MARISOL: That’s the missing piece. You’re not defending the cost. You’re fixing it, with proof.</w:t>
-      </w:r>
-      <w:r>
-        <w:t xml:space="preserve"> </w:t>
-      </w:r>
-      <w:r>
-        <w:t xml:space="preserve">마리솔: 그게 빠진 조각이에요. 비용을 변호하는 게 아니라, 증거와 함께 고치는 거예요.</w:t>
-      </w:r>
-    </w:p>
-    <w:p>
-      <w:pPr>
-        <w:numPr>
-          <w:ilvl w:val="0"/>
-          <w:numId w:val="1004"/>
-        </w:numPr>
-      </w:pPr>
-      <w:r>
-        <w:t xml:space="preserve">NOAH: Ruth, take this down. The headline sentence.</w:t>
-      </w:r>
-      <w:r>
-        <w:t xml:space="preserve"> </w:t>
-      </w:r>
-      <w:r>
-        <w:t xml:space="preserve">노아: 루스, 받아 적어요. 헤드라인 문장.</w:t>
-      </w:r>
-    </w:p>
-    <w:p>
-      <w:pPr>
-        <w:numPr>
-          <w:ilvl w:val="0"/>
-          <w:numId w:val="1004"/>
-        </w:numPr>
-      </w:pPr>
-      <w:r>
-        <w:t xml:space="preserve">RUTH: Ready.</w:t>
-      </w:r>
-      <w:r>
-        <w:t xml:space="preserve"> </w:t>
-      </w:r>
-      <w:r>
-        <w:t xml:space="preserve">루스: 준비됐어요.</w:t>
-      </w:r>
-    </w:p>
-    <w:p>
-      <w:pPr>
-        <w:numPr>
-          <w:ilvl w:val="0"/>
-          <w:numId w:val="1004"/>
-        </w:numPr>
-      </w:pPr>
-      <w:r>
-        <w:t xml:space="preserve">NOAH:</w:t>
-      </w:r>
-      <w:r>
-        <w:t xml:space="preserve"> </w:t>
-      </w:r>
-      <w:r>
-        <w:t xml:space="preserve">“</w:t>
-      </w:r>
-      <w:r>
-        <w:t xml:space="preserve">We will cut the cost of training. We will not cut the training.</w:t>
-      </w:r>
-      <w:r>
-        <w:t xml:space="preserve">”</w:t>
-      </w:r>
-      <w:r>
-        <w:t xml:space="preserve"> </w:t>
-      </w:r>
-      <w:r>
-        <w:t xml:space="preserve">노아:</w:t>
-      </w:r>
-      <w:r>
-        <w:t xml:space="preserve"> </w:t>
-      </w:r>
-      <w:r>
-        <w:t xml:space="preserve">“</w:t>
-      </w:r>
-      <w:r>
-        <w:t xml:space="preserve">우리는 교육 비용을 줄일 것이다. 교육을 줄이지는 않을 것이다.</w:t>
-      </w:r>
-      <w:r>
-        <w:t xml:space="preserve">”</w:t>
-      </w:r>
-    </w:p>
-    <w:p>
-      <w:pPr>
-        <w:numPr>
-          <w:ilvl w:val="0"/>
-          <w:numId w:val="1004"/>
-        </w:numPr>
+    </w:p>
+    <w:p>
+      <w:pPr>
+        <w:pStyle w:val="BodyText"/>
       </w:pPr>
       <w:r>
         <w:t xml:space="preserve">DIANE: Legally clean. Strategically sharp. Elena, your section?</w:t>
       </w:r>
-      <w:r>
-        <w:t xml:space="preserve"> </w:t>
-      </w:r>
-      <w:r>
-        <w:t xml:space="preserve">다이앤: 법적으로 깨끗하고. 전략적으로 날카롭네요. 엘레나, 당신 부분은?</w:t>
-      </w:r>
-    </w:p>
-    <w:p>
-      <w:pPr>
-        <w:numPr>
-          <w:ilvl w:val="0"/>
-          <w:numId w:val="1004"/>
-        </w:numPr>
+    </w:p>
+    <w:p>
+      <w:pPr>
+        <w:pStyle w:val="BodyText"/>
       </w:pPr>
       <w:r>
         <w:t xml:space="preserve">ELENA: Done. Three paragraphs. The last is about a woman in Ho Chi Minh City. Nameless. With her permission.</w:t>
       </w:r>
-      <w:r>
-        <w:t xml:space="preserve"> </w:t>
-      </w:r>
-      <w:r>
-        <w:t xml:space="preserve">엘레나: 끝났어요. 세 문단. 마지막은 호찌민의 한 여성에 관한 거예요. 이름 없이. 본인 허락을 받아서.</w:t>
-      </w:r>
-    </w:p>
-    <w:p>
-      <w:pPr>
-        <w:numPr>
-          <w:ilvl w:val="0"/>
-          <w:numId w:val="1004"/>
-        </w:numPr>
+    </w:p>
+    <w:p>
+      <w:pPr>
+        <w:pStyle w:val="BodyText"/>
       </w:pPr>
       <w:r>
         <w:t xml:space="preserve">ELAINE: Then send it to the board tonight. We approve tomorrow and publish Friday morning.</w:t>
-      </w:r>
-      <w:r>
-        <w:t xml:space="preserve"> </w:t>
-      </w:r>
-      <w:r>
-        <w:t xml:space="preserve">일레인: 그럼 오늘 밤 이사회에 보내요. 내일 승인하고 금요일 아침에 발표해요.</w:t>
       </w:r>
     </w:p>
     <w:bookmarkEnd w:id="24"/>
@@ -2416,44 +1393,23 @@
     </w:p>
     <w:p>
       <w:pPr>
-        <w:numPr>
-          <w:ilvl w:val="0"/>
-          <w:numId w:val="1005"/>
-        </w:numPr>
+        <w:pStyle w:val="FirstParagraph"/>
       </w:pPr>
       <w:r>
         <w:t xml:space="preserve">RUTH: Published. Three commitments: thirty percent lower training cost, no aesthetician sales, one new independent director.</w:t>
       </w:r>
-      <w:r>
-        <w:t xml:space="preserve"> </w:t>
-      </w:r>
-      <w:r>
-        <w:t xml:space="preserve">루스: 발표됐어요. 세 가지 약속. 교육 비용 30% 절감, 미용사 판매 없음, 새 독립 이사 1명.</w:t>
-      </w:r>
-    </w:p>
-    <w:p>
-      <w:pPr>
-        <w:numPr>
-          <w:ilvl w:val="0"/>
-          <w:numId w:val="1005"/>
-        </w:numPr>
+    </w:p>
+    <w:p>
+      <w:pPr>
+        <w:pStyle w:val="BodyText"/>
       </w:pPr>
       <w:r>
         <w:t xml:space="preserve">PAUL: The stock is flat. Which, for a day like this, is a compliment.</w:t>
       </w:r>
-      <w:r>
-        <w:t xml:space="preserve"> </w:t>
-      </w:r>
-      <w:r>
-        <w:t xml:space="preserve">폴: 주가는 보합. 이런 날엔 칭찬이죠.</w:t>
-      </w:r>
-    </w:p>
-    <w:p>
-      <w:pPr>
-        <w:numPr>
-          <w:ilvl w:val="0"/>
-          <w:numId w:val="1005"/>
-        </w:numPr>
+    </w:p>
+    <w:p>
+      <w:pPr>
+        <w:pStyle w:val="BodyText"/>
       </w:pPr>
       <w:r>
         <w:t xml:space="preserve">RUTH: And Pike issued a statement. Five words.</w:t>
@@ -2470,227 +1426,101 @@
       <w:r>
         <w:t xml:space="preserve">”</w:t>
       </w:r>
-      <w:r>
-        <w:t xml:space="preserve"> </w:t>
-      </w:r>
-      <w:r>
-        <w:t xml:space="preserve">루스: 그리고 파이크가 성명을 냈어요. 다섯 단어.</w:t>
-      </w:r>
-      <w:r>
-        <w:t xml:space="preserve"> </w:t>
-      </w:r>
-      <w:r>
-        <w:t xml:space="preserve">“</w:t>
-      </w:r>
-      <w:r>
-        <w:t xml:space="preserve">좋은 출발. 충분하진 않다.</w:t>
-      </w:r>
-      <w:r>
-        <w:t xml:space="preserve">”</w:t>
-      </w:r>
-    </w:p>
-    <w:p>
-      <w:pPr>
-        <w:numPr>
-          <w:ilvl w:val="0"/>
-          <w:numId w:val="1005"/>
-        </w:numPr>
+    </w:p>
+    <w:p>
+      <w:pPr>
+        <w:pStyle w:val="BodyText"/>
       </w:pPr>
       <w:r>
         <w:t xml:space="preserve">NOAH: Five words. He’s being polite.</w:t>
       </w:r>
-      <w:r>
-        <w:t xml:space="preserve"> </w:t>
-      </w:r>
-      <w:r>
-        <w:t xml:space="preserve">노아: 다섯 단어. 예의 바르게 굴고 있네요.</w:t>
-      </w:r>
-    </w:p>
-    <w:p>
-      <w:pPr>
-        <w:numPr>
-          <w:ilvl w:val="0"/>
-          <w:numId w:val="1005"/>
-        </w:numPr>
+    </w:p>
+    <w:p>
+      <w:pPr>
+        <w:pStyle w:val="BodyText"/>
       </w:pPr>
       <w:r>
         <w:t xml:space="preserve">RUTH: Marcy Feldman is on the line. She asked for you, not me.</w:t>
       </w:r>
-      <w:r>
-        <w:t xml:space="preserve"> </w:t>
-      </w:r>
-      <w:r>
-        <w:t xml:space="preserve">루스: 마시 펠드먼이 전화했어요. 나 말고 당신을 찾았어요.</w:t>
-      </w:r>
-    </w:p>
-    <w:p>
-      <w:pPr>
-        <w:numPr>
-          <w:ilvl w:val="0"/>
-          <w:numId w:val="1005"/>
-        </w:numPr>
+    </w:p>
+    <w:p>
+      <w:pPr>
+        <w:pStyle w:val="BodyText"/>
       </w:pPr>
       <w:r>
         <w:t xml:space="preserve">MARCY: Noah. I read your letter twice. I’ve seen fifty companies answer an activist, and most of them either surrender or shout. You did neither. You admitted the cost, defended the training, and gave him one seat he can’t complain about.</w:t>
       </w:r>
-      <w:r>
-        <w:t xml:space="preserve"> </w:t>
-      </w:r>
-      <w:r>
-        <w:t xml:space="preserve">마시: 노아. 편지 두 번 읽었어요. 행동주의 투자자에게 답하는 회사를 50곳은 봤는데, 대부분 항복하거나 소리를 질러요. 당신은 둘 다 안 했어요. 비용을 인정하고, 교육을 지키고, 그가 불평할 수 없는 한 자리를 줬죠.</w:t>
-      </w:r>
-    </w:p>
-    <w:p>
-      <w:pPr>
-        <w:numPr>
-          <w:ilvl w:val="0"/>
-          <w:numId w:val="1005"/>
-        </w:numPr>
+    </w:p>
+    <w:p>
+      <w:pPr>
+        <w:pStyle w:val="BodyText"/>
       </w:pPr>
       <w:r>
         <w:t xml:space="preserve">NOAH: Will Commonwealth vote with us in May?</w:t>
       </w:r>
-      <w:r>
-        <w:t xml:space="preserve"> </w:t>
-      </w:r>
-      <w:r>
-        <w:t xml:space="preserve">노아: 커먼웰스는 5월에 우리 편에 투표할 건가요?</w:t>
-      </w:r>
-    </w:p>
-    <w:p>
-      <w:pPr>
-        <w:numPr>
-          <w:ilvl w:val="0"/>
-          <w:numId w:val="1005"/>
-        </w:numPr>
+    </w:p>
+    <w:p>
+      <w:pPr>
+        <w:pStyle w:val="BodyText"/>
       </w:pPr>
       <w:r>
         <w:t xml:space="preserve">MARCY: Still here. Ten years. That’s my vote.</w:t>
       </w:r>
-      <w:r>
-        <w:t xml:space="preserve"> </w:t>
-      </w:r>
-      <w:r>
-        <w:t xml:space="preserve">마시: 여전히 여기 있어요. 10년. 그게 내 표예요.</w:t>
-      </w:r>
-    </w:p>
-    <w:p>
-      <w:pPr>
-        <w:numPr>
-          <w:ilvl w:val="0"/>
-          <w:numId w:val="1005"/>
-        </w:numPr>
+    </w:p>
+    <w:p>
+      <w:pPr>
+        <w:pStyle w:val="BodyText"/>
       </w:pPr>
       <w:r>
         <w:t xml:space="preserve">NOAH: Thank you, Marcy.</w:t>
       </w:r>
-      <w:r>
-        <w:t xml:space="preserve"> </w:t>
-      </w:r>
-      <w:r>
-        <w:t xml:space="preserve">노아: 고마워요, 마시.</w:t>
-      </w:r>
-    </w:p>
-    <w:p>
-      <w:pPr>
-        <w:numPr>
-          <w:ilvl w:val="0"/>
-          <w:numId w:val="1005"/>
-        </w:numPr>
+    </w:p>
+    <w:p>
+      <w:pPr>
+        <w:pStyle w:val="BodyText"/>
       </w:pPr>
       <w:r>
         <w:t xml:space="preserve">MARISOL: Noah, you have ten minutes? It’s time for the small company in Austin.</w:t>
       </w:r>
-      <w:r>
-        <w:t xml:space="preserve"> </w:t>
-      </w:r>
-      <w:r>
-        <w:t xml:space="preserve">마리솔: 노아, 10분 있어요? 오스틴의 작은 회사 얘기할 때예요.</w:t>
-      </w:r>
-    </w:p>
-    <w:p>
-      <w:pPr>
-        <w:numPr>
-          <w:ilvl w:val="0"/>
-          <w:numId w:val="1005"/>
-        </w:numPr>
+    </w:p>
+    <w:p>
+      <w:pPr>
+        <w:pStyle w:val="BodyText"/>
       </w:pPr>
       <w:r>
         <w:t xml:space="preserve">NOAH: The growth Pike didn’t think of. Go.</w:t>
       </w:r>
-      <w:r>
-        <w:t xml:space="preserve"> </w:t>
-      </w:r>
-      <w:r>
-        <w:t xml:space="preserve">노아: 파이크가 생각 못 한 성장. 해 봐요.</w:t>
-      </w:r>
-    </w:p>
-    <w:p>
-      <w:pPr>
-        <w:numPr>
-          <w:ilvl w:val="0"/>
-          <w:numId w:val="1005"/>
-        </w:numPr>
+    </w:p>
+    <w:p>
+      <w:pPr>
+        <w:pStyle w:val="BodyText"/>
       </w:pPr>
       <w:r>
         <w:t xml:space="preserve">MARISOL: It’s called Contour. Their software maps the vessels in a patient’s face before injection, using a phone camera and an ultrasound scan, and suggests where not to inject. The founder is twenty-seven, brilliant, and running out of money in four months.</w:t>
       </w:r>
-      <w:r>
-        <w:t xml:space="preserve"> </w:t>
-      </w:r>
-      <w:r>
-        <w:t xml:space="preserve">마리솔: 이름은 컨투어예요. 휴대폰 카메라와 초음파 스캔으로 시술 전에 환자 얼굴의 혈관을 지도로 그리고, 어디에 주사하면 안 되는지 제안하는 소프트웨어예요. 창업자는 스물일곱, 뛰어나고, 4개월 후면 돈이 떨어져요.</w:t>
-      </w:r>
-    </w:p>
-    <w:p>
-      <w:pPr>
-        <w:numPr>
-          <w:ilvl w:val="0"/>
-          <w:numId w:val="1005"/>
-        </w:numPr>
+    </w:p>
+    <w:p>
+      <w:pPr>
+        <w:pStyle w:val="BodyText"/>
       </w:pPr>
       <w:r>
         <w:t xml:space="preserve">NOAH: Twenty-seven and four months from empty. I know that feeling.</w:t>
       </w:r>
-      <w:r>
-        <w:t xml:space="preserve"> </w:t>
-      </w:r>
-      <w:r>
-        <w:t xml:space="preserve">노아: 스물일곱에 돈 떨어지기 4개월 전. 그 기분 알죠.</w:t>
-      </w:r>
-    </w:p>
-    <w:p>
-      <w:pPr>
-        <w:numPr>
-          <w:ilvl w:val="0"/>
-          <w:numId w:val="1005"/>
-        </w:numPr>
+    </w:p>
+    <w:p>
+      <w:pPr>
+        <w:pStyle w:val="BodyText"/>
       </w:pPr>
       <w:r>
         <w:t xml:space="preserve">MARISOL: Her name is Maya Ortiz. She wants to meet you Monday. At a café, not an office.</w:t>
       </w:r>
-      <w:r>
-        <w:t xml:space="preserve"> </w:t>
-      </w:r>
-      <w:r>
-        <w:t xml:space="preserve">마리솔: 이름은 마야 오르티스예요. 월요일에 만나고 싶대요. 사무실 말고 카페에서.</w:t>
-      </w:r>
-    </w:p>
-    <w:p>
-      <w:pPr>
-        <w:numPr>
-          <w:ilvl w:val="0"/>
-          <w:numId w:val="1005"/>
-        </w:numPr>
+    </w:p>
+    <w:p>
+      <w:pPr>
+        <w:pStyle w:val="BodyText"/>
       </w:pPr>
       <w:r>
         <w:t xml:space="preserve">NOAH: A café. For the first time in my life, I’m the one buying the coffee.</w:t>
-      </w:r>
-      <w:r>
-        <w:t xml:space="preserve"> </w:t>
-      </w:r>
-      <w:r>
-        <w:t xml:space="preserve">노아: 카페. 생전 처음으로, 내가 커피를 사는 쪽이네요.</w:t>
       </w:r>
     </w:p>
     <w:p>
@@ -2881,7 +1711,7 @@
               <w:jc w:val="left"/>
             </w:pPr>
             <w:r>
-              <w:t xml:space="preserve">10턴. 주총에서 이사 선임을 두고 표 대결.</w:t>
+              <w:t xml:space="preserve">도입. 주총에서 이사 선임을 두고 표 대결.</w:t>
             </w:r>
           </w:p>
         </w:tc>
@@ -2931,7 +1761,7 @@
               <w:jc w:val="left"/>
             </w:pPr>
             <w:r>
-              <w:t xml:space="preserve">27턴. 행동주의 대응의 세 선택지.</w:t>
+              <w:t xml:space="preserve">장면1. 행동주의 대응의 세 선택지.</w:t>
             </w:r>
           </w:p>
         </w:tc>
@@ -2981,7 +1811,7 @@
               <w:jc w:val="left"/>
             </w:pPr>
             <w:r>
-              <w:t xml:space="preserve">29턴. 대응 원칙.</w:t>
+              <w:t xml:space="preserve">장면1. 대응 원칙.</w:t>
             </w:r>
           </w:p>
         </w:tc>
@@ -3031,7 +1861,7 @@
               <w:jc w:val="left"/>
             </w:pPr>
             <w:r>
-              <w:t xml:space="preserve">53턴. 행동주의 투자자의 전형적 화법.</w:t>
+              <w:t xml:space="preserve">장면2. 행동주의 투자자의 전형적 화법.</w:t>
             </w:r>
           </w:p>
         </w:tc>
@@ -3081,7 +1911,7 @@
               <w:jc w:val="left"/>
             </w:pPr>
             <w:r>
-              <w:t xml:space="preserve">60턴. 부분 인정 후 반박.</w:t>
+              <w:t xml:space="preserve">장면2. 부분 인정 후 반박.</w:t>
             </w:r>
           </w:p>
         </w:tc>
@@ -3131,7 +1961,7 @@
               <w:jc w:val="left"/>
             </w:pPr>
             <w:r>
-              <w:t xml:space="preserve">65·66턴. 기회를 놓친다는 비판과 재해석.</w:t>
+              <w:t xml:space="preserve">장면2. 기회를 놓친다는 비판과 재해석.</w:t>
             </w:r>
           </w:p>
         </w:tc>
@@ -3181,7 +2011,7 @@
               <w:jc w:val="left"/>
             </w:pPr>
             <w:r>
-              <w:t xml:space="preserve">71·74턴. 이사회 구성 협상.</w:t>
+              <w:t xml:space="preserve">장면2. 이사회 구성 협상.</w:t>
             </w:r>
           </w:p>
         </w:tc>
@@ -3231,7 +2061,7 @@
               <w:jc w:val="left"/>
             </w:pPr>
             <w:r>
-              <w:t xml:space="preserve">102턴. 공개 답신의 핵심 문장.</w:t>
+              <w:t xml:space="preserve">절정·전환. 공개 답신의 핵심 문장.</w:t>
             </w:r>
           </w:p>
         </w:tc>
@@ -3281,7 +2111,7 @@
               <w:jc w:val="left"/>
             </w:pPr>
             <w:r>
-              <w:t xml:space="preserve">108턴. 상대의 절제된 압박.</w:t>
+              <w:t xml:space="preserve">마무리. 상대의 절제된 압박.</w:t>
             </w:r>
           </w:p>
         </w:tc>
@@ -3576,7 +2406,7 @@
           <w:bCs/>
           <w:b/>
         </w:rPr>
-        <w:t xml:space="preserve">62턴 NOAH:</w:t>
+        <w:t xml:space="preserve">NOAH (장면2):</w:t>
       </w:r>
       <w:r>
         <w:t xml:space="preserve"> </w:t>
@@ -3892,9 +2722,1126 @@
         <w:t xml:space="preserve">을 분리해 40단어 안팎으로 답하기.</w:t>
       </w:r>
     </w:p>
+    <w:p>
+      <w:r>
+        <w:pict>
+          <v:rect style="width:0;height:1.5pt" o:hralign="center" o:hrstd="t" o:hr="t"/>
+        </w:pict>
+      </w:r>
+    </w:p>
     <w:bookmarkEnd w:id="30"/>
     <w:bookmarkEnd w:id="31"/>
+    <w:bookmarkStart w:id="37" w:name="한국어-번역"/>
+    <w:p>
+      <w:pPr>
+        <w:pStyle w:val="Heading2"/>
+      </w:pPr>
+      <w:r>
+        <w:t xml:space="preserve">한국어 번역</w:t>
+      </w:r>
+    </w:p>
+    <w:bookmarkStart w:id="32" w:name="도입-9월-22일-오전-7시-오스틴-본사-1"/>
+    <w:p>
+      <w:pPr>
+        <w:pStyle w:val="Heading3"/>
+      </w:pPr>
+      <w:r>
+        <w:t xml:space="preserve">도입 — 9월 22일 오전 7시, 오스틴 본사</w:t>
+      </w:r>
+    </w:p>
+    <w:p>
+      <w:pPr>
+        <w:pStyle w:val="FirstParagraph"/>
+      </w:pPr>
+      <w:r>
+        <w:t xml:space="preserve">루스: 왔어요. 파이크스톤이 밤사이 공시했어요. 7.2%. 그리고 이사회 앞으로 공개서한이 있어요.</w:t>
+      </w:r>
+    </w:p>
+    <w:p>
+      <w:pPr>
+        <w:pStyle w:val="BodyText"/>
+      </w:pPr>
+      <w:r>
+        <w:t xml:space="preserve">노아: 공개로. 먼저 전화 한 통도 없이.</w:t>
+      </w:r>
+    </w:p>
+    <w:p>
+      <w:pPr>
+        <w:pStyle w:val="BodyText"/>
+      </w:pPr>
+      <w:r>
+        <w:t xml:space="preserve">다이앤: 그게 핵심이에요. 비공개 서한은 요청이에요. 공개 서한은 압박이고.</w:t>
+      </w:r>
+    </w:p>
+    <w:p>
+      <w:pPr>
+        <w:pStyle w:val="BodyText"/>
+      </w:pPr>
+      <w:r>
+        <w:t xml:space="preserve">노아: 요구 사항 읽어 줘요. 요구 사항만.</w:t>
+      </w:r>
+    </w:p>
+    <w:p>
+      <w:pPr>
+        <w:pStyle w:val="BodyText"/>
+      </w:pPr>
+      <w:r>
+        <w:t xml:space="preserve">루스: 세 가지. 첫째, 연간 교육비를 2,100만 달러에서 800만으로 삭감.</w:t>
+      </w:r>
+    </w:p>
+    <w:p>
+      <w:pPr>
+        <w:pStyle w:val="BodyText"/>
+      </w:pPr>
+      <w:r>
+        <w:t xml:space="preserve">엘레나: 교육. 당연히 교육이죠.</w:t>
+      </w:r>
+    </w:p>
+    <w:p>
+      <w:pPr>
+        <w:pStyle w:val="BodyText"/>
+      </w:pPr>
+      <w:r>
+        <w:t xml:space="preserve">루스: 둘째, 아시아에서 면허 미용사에게 판매 허용.</w:t>
+      </w:r>
+      <w:r>
+        <w:t xml:space="preserve"> </w:t>
+      </w:r>
+      <w:r>
+        <w:t xml:space="preserve">“</w:t>
+      </w:r>
+      <w:r>
+        <w:t xml:space="preserve">물량을 열기 위해.</w:t>
+      </w:r>
+      <w:r>
+        <w:t xml:space="preserve">”</w:t>
+      </w:r>
+    </w:p>
+    <w:p>
+      <w:pPr>
+        <w:pStyle w:val="BodyText"/>
+      </w:pPr>
+      <w:r>
+        <w:t xml:space="preserve">엘레나: 미용사. 베트남 미용실이 한 여성의 얼굴에 영구 플라스틱을 넣은 지 2주 만에.</w:t>
+      </w:r>
+    </w:p>
+    <w:p>
+      <w:pPr>
+        <w:pStyle w:val="BodyText"/>
+      </w:pPr>
+      <w:r>
+        <w:t xml:space="preserve">루스: 셋째, 이사회 세 자리. 안 되면 5월 정기주총에서 자기네 이사 후보를 지명하겠대요.</w:t>
+      </w:r>
+    </w:p>
+    <w:p>
+      <w:pPr>
+        <w:pStyle w:val="BodyText"/>
+      </w:pPr>
+      <w:r>
+        <w:t xml:space="preserve">폴: 위임장 대결. 비싸고, 공개적이고, 느려요. 모두에게.</w:t>
+      </w:r>
+    </w:p>
+    <w:p>
+      <w:pPr>
+        <w:pStyle w:val="BodyText"/>
+      </w:pPr>
+      <w:r>
+        <w:t xml:space="preserve">노아: 주가 반응은요?</w:t>
+      </w:r>
+    </w:p>
+    <w:p>
+      <w:pPr>
+        <w:pStyle w:val="BodyText"/>
+      </w:pPr>
+      <w:r>
+        <w:t xml:space="preserve">루스: 장전 6% 상승. 행동주의 투자자가 들어오면 첫날은 대개 주가가 올라요.</w:t>
+      </w:r>
+    </w:p>
+    <w:p>
+      <w:pPr>
+        <w:pStyle w:val="BodyText"/>
+      </w:pPr>
+      <w:r>
+        <w:t xml:space="preserve">노아: 그러니까 시장은 그를 좋아하는군요.</w:t>
+      </w:r>
+    </w:p>
+    <w:p>
+      <w:pPr>
+        <w:pStyle w:val="BodyText"/>
+      </w:pPr>
+      <w:r>
+        <w:t xml:space="preserve">루스: 시장은 관심을 좋아해요. 그건 다르죠. 8시에 이사회 화상.</w:t>
+      </w:r>
+    </w:p>
+    <w:p>
+      <w:pPr>
+        <w:pStyle w:val="BodyText"/>
+      </w:pPr>
+      <w:r>
+        <w:t xml:space="preserve">다이앤: 그리고 누구도 공개적으로 언급하지 않아요. 말도, 게시물도, 좋아요도. 이사회가 결정할 때까지.</w:t>
+      </w:r>
+    </w:p>
     <w:bookmarkEnd w:id="32"/>
+    <w:bookmarkStart w:id="33" w:name="장면1-오전-8시-긴급-이사회-화상-1"/>
+    <w:p>
+      <w:pPr>
+        <w:pStyle w:val="Heading3"/>
+      </w:pPr>
+      <w:r>
+        <w:t xml:space="preserve">장면1 — 오전 8시, 긴급 이사회 화상</w:t>
+      </w:r>
+    </w:p>
+    <w:p>
+      <w:pPr>
+        <w:pStyle w:val="FirstParagraph"/>
+      </w:pPr>
+      <w:r>
+        <w:t xml:space="preserve">일레인: 좋은 아침이에요. 두 번 읽었어요. 잘 썼어요. 그게 걱정이에요.</w:t>
+      </w:r>
+    </w:p>
+    <w:p>
+      <w:pPr>
+        <w:pStyle w:val="BodyText"/>
+      </w:pPr>
+      <w:r>
+        <w:t xml:space="preserve">리처드: 그리고 그가 그렇게 싸게 살 수 있었던 건 나 때문이에요. 내 매도가 그에게 자리를 만들어 줬죠.</w:t>
+      </w:r>
+    </w:p>
+    <w:p>
+      <w:pPr>
+        <w:pStyle w:val="BodyText"/>
+      </w:pPr>
+      <w:r>
+        <w:t xml:space="preserve">일레인: 리처드, 당신 계획은 5월에 제출됐어요. 그레이엄 파이크는 다른 문을 찾았을 거예요.</w:t>
+      </w:r>
+    </w:p>
+    <w:p>
+      <w:pPr>
+        <w:pStyle w:val="BodyText"/>
+      </w:pPr>
+      <w:r>
+        <w:t xml:space="preserve">노아: 중요한 문단 누가 읽어 줄래요? 우리에 관한 거요?</w:t>
+      </w:r>
+    </w:p>
+    <w:p>
+      <w:pPr>
+        <w:pStyle w:val="BodyText"/>
+      </w:pPr>
+      <w:r>
+        <w:t xml:space="preserve">루스:</w:t>
+      </w:r>
+      <w:r>
+        <w:t xml:space="preserve"> </w:t>
+      </w:r>
+      <w:r>
+        <w:t xml:space="preserve">“</w:t>
+      </w:r>
+      <w:r>
+        <w:t xml:space="preserve">베이라는 훌륭한 제품과 값비싼 문화를 만들었다. 그 교육 예산은 투자가 아니라 사명 선언문이다.</w:t>
+      </w:r>
+      <w:r>
+        <w:t xml:space="preserve">”</w:t>
+      </w:r>
+    </w:p>
+    <w:p>
+      <w:pPr>
+        <w:pStyle w:val="BodyText"/>
+      </w:pPr>
+      <w:r>
+        <w:t xml:space="preserve">엘레나: 그 문장은 영리하지만 틀렸어요. 교육 덕분에 우리 합병증 발생률이 업계 평균의 3분의 1이에요. 교육 덕분에 한국 클리닉 재주문율이 81%예요. 그걸 자르면 제품은 여전히 훌륭하겠지만, 그걸 쥔 손은 아니에요.</w:t>
+      </w:r>
+    </w:p>
+    <w:p>
+      <w:pPr>
+        <w:pStyle w:val="BodyText"/>
+      </w:pPr>
+      <w:r>
+        <w:t xml:space="preserve">일레인: 엘레나, 동의해요. 하지만 불편한 부분을 먼저 듣고 싶어요. 폴?</w:t>
+      </w:r>
+    </w:p>
+    <w:p>
+      <w:pPr>
+        <w:pStyle w:val="BodyText"/>
+      </w:pPr>
+      <w:r>
+        <w:t xml:space="preserve">폴: 그의 숫자 중 하나는 맞아요. 신문에서 읽느니 여기서 말하는 게 낫겠어요. 시술자 1인당 교육비가 2년 동안 40% 올랐어요. 강사 항공과 호텔, 한 도시에서 같은 과정을 세 번 운영하고, 전체를 책임지는 사람은 없고요.</w:t>
+      </w:r>
+    </w:p>
+    <w:p>
+      <w:pPr>
+        <w:pStyle w:val="BodyText"/>
+      </w:pPr>
+      <w:r>
+        <w:t xml:space="preserve">노아: 40%. 왜 내가 그걸 몰랐죠?</w:t>
+      </w:r>
+    </w:p>
+    <w:p>
+      <w:pPr>
+        <w:pStyle w:val="BodyText"/>
+      </w:pPr>
+      <w:r>
+        <w:t xml:space="preserve">폴: 이사회 자료에 있었어요. 31쪽. 아무도 31쪽은 안 읽어요.</w:t>
+      </w:r>
+    </w:p>
+    <w:p>
+      <w:pPr>
+        <w:pStyle w:val="BodyText"/>
+      </w:pPr>
+      <w:r>
+        <w:t xml:space="preserve">일레인: 그레이엄 파이크는 31쪽을 읽어요. 그게 그의 사업 모델이에요.</w:t>
+      </w:r>
+    </w:p>
+    <w:p>
+      <w:pPr>
+        <w:pStyle w:val="BodyText"/>
+      </w:pPr>
+      <w:r>
+        <w:t xml:space="preserve">다이앤: 선택지. 싸우거나, 합의하거나, 대화하거나.</w:t>
+      </w:r>
+    </w:p>
+    <w:p>
+      <w:pPr>
+        <w:pStyle w:val="BodyText"/>
+      </w:pPr>
+      <w:r>
+        <w:t xml:space="preserve">리처드: 합의는 그에게 자리를 준다는 뜻이고. 싸움은 1년간 헤드라인이죠.</w:t>
+      </w:r>
+    </w:p>
+    <w:p>
+      <w:pPr>
+        <w:pStyle w:val="BodyText"/>
+      </w:pPr>
+      <w:r>
+        <w:t xml:space="preserve">일레인: 그럼 먼저 대화해요. 만나요. 먼저 들어요. 그다음에 결정해요. 대부분의 행동주의 투자자는 승리보다 존중을 원해요.</w:t>
+      </w:r>
+    </w:p>
+    <w:p>
+      <w:pPr>
+        <w:pStyle w:val="BodyText"/>
+      </w:pPr>
+      <w:r>
+        <w:t xml:space="preserve">노아: 이기고 싶어 하는 쪽은요?</w:t>
+      </w:r>
+    </w:p>
+    <w:p>
+      <w:pPr>
+        <w:pStyle w:val="BodyText"/>
+      </w:pPr>
+      <w:r>
+        <w:t xml:space="preserve">일레인: 처음 10분 안에 말해 줄 거예요. 알게 될 거예요.</w:t>
+      </w:r>
+    </w:p>
+    <w:p>
+      <w:pPr>
+        <w:pStyle w:val="BodyText"/>
+      </w:pPr>
+      <w:r>
+        <w:t xml:space="preserve">루스: 이미 만남을 제안했어요. 수요일, 뉴욕. 그의 사무실.</w:t>
+      </w:r>
+    </w:p>
+    <w:p>
+      <w:pPr>
+        <w:pStyle w:val="BodyText"/>
+      </w:pPr>
+      <w:r>
+        <w:t xml:space="preserve">다이앤: 그의 사무실, 그의 커피, 그의 규칙. 폴을 데려가요. 엘레나는 말고.</w:t>
+      </w:r>
+    </w:p>
+    <w:p>
+      <w:pPr>
+        <w:pStyle w:val="BodyText"/>
+      </w:pPr>
+      <w:r>
+        <w:t xml:space="preserve">엘레나: 왜 나는 안 돼요?</w:t>
+      </w:r>
+    </w:p>
+    <w:p>
+      <w:pPr>
+        <w:pStyle w:val="BodyText"/>
+      </w:pPr>
+      <w:r>
+        <w:t xml:space="preserve">다이앤: 그는 사명을 두고 싸우길 원하고, 당신은 그걸 줄 테니까요. 폴은 1인당 교육비를 얘기할 거고, 거기가 파이크를 이길 수 있는 유일한 땅이에요. 의사가 아니라 스프레드시트를 상대로 논쟁하게 하세요.</w:t>
+      </w:r>
+    </w:p>
+    <w:p>
+      <w:pPr>
+        <w:pStyle w:val="BodyText"/>
+      </w:pPr>
+      <w:r>
+        <w:t xml:space="preserve">엘레나: …좋아요. 하지만 답신의 환자 부분은 내가 써요.</w:t>
+      </w:r>
+    </w:p>
+    <w:p>
+      <w:pPr>
+        <w:pStyle w:val="BodyText"/>
+      </w:pPr>
+      <w:r>
+        <w:t xml:space="preserve">노아: 동의해요. 다른 누구도 못 써요.</w:t>
+      </w:r>
+    </w:p>
+    <w:p>
+      <w:pPr>
+        <w:pStyle w:val="BodyText"/>
+      </w:pPr>
+      <w:r>
+        <w:t xml:space="preserve">마리솔: 전략적인 얘기 하나 해도 될까요? 그는 성장을 요구하고 있어요. 그가 생각 못 한 성장을 보여 줘야 해요.</w:t>
+      </w:r>
+    </w:p>
+    <w:p>
+      <w:pPr>
+        <w:pStyle w:val="BodyText"/>
+      </w:pPr>
+      <w:r>
+        <w:t xml:space="preserve">노아: 예를 들면?</w:t>
+      </w:r>
+    </w:p>
+    <w:p>
+      <w:pPr>
+        <w:pStyle w:val="BodyText"/>
+      </w:pPr>
+      <w:r>
+        <w:t xml:space="preserve">마리솔: 여기 오스틴의 작은 회사를 지켜보고 있었어요. 뉴욕 다녀온 다음에 가져올게요. 그 전엔 말고.</w:t>
+      </w:r>
+    </w:p>
+    <w:p>
+      <w:pPr>
+        <w:pStyle w:val="BodyText"/>
+      </w:pPr>
+      <w:r>
+        <w:t xml:space="preserve">리처드: 행동주의 캠페인 한가운데에서 거래라. 대담하네요.</w:t>
+      </w:r>
+    </w:p>
+    <w:p>
+      <w:pPr>
+        <w:pStyle w:val="BodyText"/>
+      </w:pPr>
+      <w:r>
+        <w:t xml:space="preserve">일레인: 아니면 현명하거나. 하나씩 해요. 노아, 당신 직감은요?</w:t>
+      </w:r>
+    </w:p>
+    <w:p>
+      <w:pPr>
+        <w:pStyle w:val="BodyText"/>
+      </w:pPr>
+      <w:r>
+        <w:t xml:space="preserve">노아: 내 직감은 오늘 밤 분노에 찬 편지를 쓰는 거예요. 그래서 안 쓸 거예요. 그를 만나서 듣고, 그의 서한에서 뭐가 사실이고 뭐가 아닌지 들고 이사회로 돌아올게요. 그다음에 함께, 공개적으로, 한목소리로 답해요.</w:t>
+      </w:r>
+    </w:p>
+    <w:p>
+      <w:pPr>
+        <w:pStyle w:val="BodyText"/>
+      </w:pPr>
+      <w:r>
+        <w:t xml:space="preserve">일레인: 그게 CEO다운 답이에요. 좋아요.</w:t>
+      </w:r>
+    </w:p>
+    <w:p>
+      <w:pPr>
+        <w:pStyle w:val="BodyText"/>
+      </w:pPr>
+      <w:r>
+        <w:t xml:space="preserve">루스: 그리고 투자자들에겐 한 문장.</w:t>
+      </w:r>
+      <w:r>
+        <w:t xml:space="preserve"> </w:t>
+      </w:r>
+      <w:r>
+        <w:t xml:space="preserve">‘</w:t>
+      </w:r>
+      <w:r>
+        <w:t xml:space="preserve">이사회는 모든 주주의 의견을 환영하며 적절한 시기에 답할 것입니다.</w:t>
+      </w:r>
+      <w:r>
+        <w:t xml:space="preserve">’</w:t>
+      </w:r>
+    </w:p>
+    <w:p>
+      <w:pPr>
+        <w:pStyle w:val="BodyText"/>
+      </w:pPr>
+      <w:r>
+        <w:t xml:space="preserve">노아: 같은 답. 매번.</w:t>
+      </w:r>
+    </w:p>
+    <w:p>
+      <w:pPr>
+        <w:pStyle w:val="BodyText"/>
+      </w:pPr>
+      <w:r>
+        <w:t xml:space="preserve">루스: 배우고 있네요.</w:t>
+      </w:r>
+    </w:p>
+    <w:p>
+      <w:pPr>
+        <w:pStyle w:val="BodyText"/>
+      </w:pPr>
+      <w:r>
+        <w:t xml:space="preserve">리처드: 하나 더. 파이크는 공개적으로 체스를 둬요. 수요일에 무슨 말을 하든 흘릴 거예요.</w:t>
+      </w:r>
+    </w:p>
+    <w:p>
+      <w:pPr>
+        <w:pStyle w:val="BodyText"/>
+      </w:pPr>
+      <w:r>
+        <w:t xml:space="preserve">다이앤: 그럼 수요일엔 금요일에 인쇄해도 될 말만 해요.</w:t>
+      </w:r>
+    </w:p>
+    <w:p>
+      <w:pPr>
+        <w:pStyle w:val="BodyText"/>
+      </w:pPr>
+      <w:r>
+        <w:t xml:space="preserve">일레인: 뉴욕에서 행운을 빌어요. 코트 챙기고. 폴의 31쪽도 챙겨요.</w:t>
+      </w:r>
+    </w:p>
+    <w:bookmarkEnd w:id="33"/>
+    <w:bookmarkStart w:id="34" w:name="장면2-9월-24일-오전-10시-뉴욕-pikestone-사무실-1"/>
+    <w:p>
+      <w:pPr>
+        <w:pStyle w:val="Heading3"/>
+      </w:pPr>
+      <w:r>
+        <w:t xml:space="preserve">장면2 — 9월 24일 오전 10시, 뉴욕 Pikestone 사무실</w:t>
+      </w:r>
+    </w:p>
+    <w:p>
+      <w:pPr>
+        <w:pStyle w:val="FirstParagraph"/>
+      </w:pPr>
+      <w:r>
+        <w:t xml:space="preserve">파이크: 노아. 폴. 와 줘서 고마워요. 커피? 브루클린 로스터리 거예요. 일부를 내가 갖고 있죠.</w:t>
+      </w:r>
+    </w:p>
+    <w:p>
+      <w:pPr>
+        <w:pStyle w:val="BodyText"/>
+      </w:pPr>
+      <w:r>
+        <w:t xml:space="preserve">노아: 당연히 그러시겠죠.</w:t>
+      </w:r>
+    </w:p>
+    <w:p>
+      <w:pPr>
+        <w:pStyle w:val="BodyText"/>
+      </w:pPr>
+      <w:r>
+        <w:t xml:space="preserve">파이크: 시간을 아껴 드리죠. 나는 당신 회사를 싫어하지 않아요. 당신 비용 항목을 싫어해요. 제품은 카테고리 최고, 성장은 진짜, 그런데 마진은 스토리보다 10년 뒤처져 있어요. 그 격차가 내가 돈을 버는 곳이고, 솔직히 당신 주주들도 그래야 하는 곳이죠.</w:t>
+      </w:r>
+    </w:p>
+    <w:p>
+      <w:pPr>
+        <w:pStyle w:val="BodyText"/>
+      </w:pPr>
+      <w:r>
+        <w:t xml:space="preserve">노아: 그리고 교육이 그 격차고요.</w:t>
+      </w:r>
+    </w:p>
+    <w:p>
+      <w:pPr>
+        <w:pStyle w:val="BodyText"/>
+      </w:pPr>
+      <w:r>
+        <w:t xml:space="preserve">파이크: 2,100만 달러. 매출의 26%. 할번은 9%를 써요.</w:t>
+      </w:r>
+    </w:p>
+    <w:p>
+      <w:pPr>
+        <w:pStyle w:val="BodyText"/>
+      </w:pPr>
+      <w:r>
+        <w:t xml:space="preserve">폴: 할번은 합병증 발생률도 우리의 세 배예요. 그것도 돈이 들죠. 소송으로.</w:t>
+      </w:r>
+    </w:p>
+    <w:p>
+      <w:pPr>
+        <w:pStyle w:val="BodyText"/>
+      </w:pPr>
+      <w:r>
+        <w:t xml:space="preserve">파이크: 그걸 모델로 보여 주면 듣겠어요. 사명은 회사들이 마진을 설명하지 못할 때 하는 말이에요.</w:t>
+      </w:r>
+    </w:p>
+    <w:p>
+      <w:pPr>
+        <w:pStyle w:val="BodyText"/>
+      </w:pPr>
+      <w:r>
+        <w:t xml:space="preserve">노아: 그럼 그 단어 없이 해 볼게요. 파이크 씨, 한 가지는 맞아요. 교육받은 시술자 1인당 비용이 2년간 40% 올랐고, 아무도 책임지지 않았어요. 그건 내 실패고, 당신이 주주 명부에 있든 없든 고칠 거예요.</w:t>
+      </w:r>
+    </w:p>
+    <w:p>
+      <w:pPr>
+        <w:pStyle w:val="BodyText"/>
+      </w:pPr>
+      <w:r>
+        <w:t xml:space="preserve">파이크: …이 방에서 CEO들이 보통 하는 말은 아니네요.</w:t>
+      </w:r>
+    </w:p>
+    <w:p>
+      <w:pPr>
+        <w:pStyle w:val="BodyText"/>
+      </w:pPr>
+      <w:r>
+        <w:t xml:space="preserve">노아: 비용에 대해선 당신이 맞아요. 교육에 대해선 틀렸어요.</w:t>
+      </w:r>
+    </w:p>
+    <w:p>
+      <w:pPr>
+        <w:pStyle w:val="BodyText"/>
+      </w:pPr>
+      <w:r>
+        <w:t xml:space="preserve">파이크: 차이를 설명해 보세요.</w:t>
+      </w:r>
+    </w:p>
+    <w:p>
+      <w:pPr>
+        <w:pStyle w:val="BodyText"/>
+      </w:pPr>
+      <w:r>
+        <w:t xml:space="preserve">노아: 비용은 교육을 전달하는 방식이에요. 항공, 호텔, 중복 과정. 교육은 혈관이 막힌 날 시술자가 할 수 있는 것이고요. 두 번째에 손대지 않고 첫 번째를 절반으로 줄일 수 있고, 그게 정확히 우리가 할 일이에요.</w:t>
+      </w:r>
+    </w:p>
+    <w:p>
+      <w:pPr>
+        <w:pStyle w:val="BodyText"/>
+      </w:pPr>
+      <w:r>
+        <w:t xml:space="preserve">파이크: 절반. 서면으로?</w:t>
+      </w:r>
+    </w:p>
+    <w:p>
+      <w:pPr>
+        <w:pStyle w:val="BodyText"/>
+      </w:pPr>
+      <w:r>
+        <w:t xml:space="preserve">폴: 목표치로, 다음 실적 발표에서. 내년 30%. 그다음 해 더.</w:t>
+      </w:r>
+    </w:p>
+    <w:p>
+      <w:pPr>
+        <w:pStyle w:val="BodyText"/>
+      </w:pPr>
+      <w:r>
+        <w:t xml:space="preserve">파이크: 그리고 아시아는요? 면허 미용사는 여러 시장에서 합법이에요. 물량을 테이블에 두고 가는 거예요.</w:t>
+      </w:r>
+    </w:p>
+    <w:p>
+      <w:pPr>
+        <w:pStyle w:val="BodyText"/>
+      </w:pPr>
+      <w:r>
+        <w:t xml:space="preserve">노아: 2주 전, 호찌민의 한 여성이 미용실에서 필러를 맞았어요. 베이라라고 들었죠. 아니었고, 세상 어떤 효소로도 그걸 얼굴에서 빼낼 수 없어요. 그게 테이블 위의 물량이에요, 파이크 씨. 난 그걸 거기 두고 갈 거예요.</w:t>
+      </w:r>
+    </w:p>
+    <w:p>
+      <w:pPr>
+        <w:pStyle w:val="BodyText"/>
+      </w:pPr>
+      <w:r>
+        <w:t xml:space="preserve">파이크: 그건 위조품이었어요. 미용사 문제가 아니라.</w:t>
+      </w:r>
+    </w:p>
+    <w:p>
+      <w:pPr>
+        <w:pStyle w:val="BodyText"/>
+      </w:pPr>
+      <w:r>
+        <w:t xml:space="preserve">노아: 차이를 구별 못 한 미용실이었어요. 그게 같은 문제예요.</w:t>
+      </w:r>
+    </w:p>
+    <w:p>
+      <w:pPr>
+        <w:pStyle w:val="BodyText"/>
+      </w:pPr>
+      <w:r>
+        <w:t xml:space="preserve">파이크: 실적을 놓친 CEO치고 아주 확신에 차 있네요.</w:t>
+      </w:r>
+    </w:p>
+    <w:p>
+      <w:pPr>
+        <w:pStyle w:val="BodyText"/>
+      </w:pPr>
+      <w:r>
+        <w:t xml:space="preserve">폴: 한 분기 미달. 그리고 가이던스는 유지했어요. 31쪽을 읽으셨죠. 4쪽도 읽어 보세요.</w:t>
+      </w:r>
+    </w:p>
+    <w:p>
+      <w:pPr>
+        <w:pStyle w:val="BodyText"/>
+      </w:pPr>
+      <w:r>
+        <w:t xml:space="preserve">파이크: 당신 CFO가 마음에 드네요. 내 후보 명단에 환영이에요.</w:t>
+      </w:r>
+    </w:p>
+    <w:p>
+      <w:pPr>
+        <w:pStyle w:val="BodyText"/>
+      </w:pPr>
+      <w:r>
+        <w:t xml:space="preserve">폴: 저는 안 돼요. 그리고 우쭐하지도 않아요. 음, 약간은.</w:t>
+      </w:r>
+    </w:p>
+    <w:p>
+      <w:pPr>
+        <w:pStyle w:val="BodyText"/>
+      </w:pPr>
+      <w:r>
+        <w:t xml:space="preserve">파이크: 자리. 세 자리, 아니면 싸움. 당신이 선택해요.</w:t>
+      </w:r>
+    </w:p>
+    <w:p>
+      <w:pPr>
+        <w:pStyle w:val="BodyText"/>
+      </w:pPr>
+      <w:r>
+        <w:t xml:space="preserve">노아: 그건 내가 아니라 이사회가 결정해요. 하지만 내가 뭘 권고할지는 말할게요. 당신의 세 사람은 아니에요. 이사회가 선택하는, 운영 비용에 실제 경험이 있는 새 독립 이사 한 명. 다음 40%가 31쪽이 아니라 1쪽에서 잡히도록.</w:t>
+      </w:r>
+    </w:p>
+    <w:p>
+      <w:pPr>
+        <w:pStyle w:val="BodyText"/>
+      </w:pPr>
+      <w:r>
+        <w:t xml:space="preserve">파이크: 한 자리는 세 자리가 아니죠.</w:t>
+      </w:r>
+    </w:p>
+    <w:p>
+      <w:pPr>
+        <w:pStyle w:val="BodyText"/>
+      </w:pPr>
+      <w:r>
+        <w:t xml:space="preserve">노아: 그리고 비용 목표는 껍데기만 남은 교육 프로그램이 아니에요. 둘 다 진짜인 걸 얻는 거예요.</w:t>
+      </w:r>
+    </w:p>
+    <w:p>
+      <w:pPr>
+        <w:pStyle w:val="BodyText"/>
+      </w:pPr>
+      <w:r>
+        <w:t xml:space="preserve">파이크: 정기주총까지 시간을 드리죠. 숫자가 움직이면 조용히 있을게요. 아니면, 아닐 거고요.</w:t>
+      </w:r>
+    </w:p>
+    <w:p>
+      <w:pPr>
+        <w:pStyle w:val="BodyText"/>
+      </w:pPr>
+      <w:r>
+        <w:t xml:space="preserve">노아: 공정하네요. 당신 서한에서 처음으로 공정한 거예요.</w:t>
+      </w:r>
+    </w:p>
+    <w:p>
+      <w:pPr>
+        <w:pStyle w:val="BodyText"/>
+      </w:pPr>
+      <w:r>
+        <w:t xml:space="preserve">파이크: 서한엔 없었어요. 방금 말한 거예요.</w:t>
+      </w:r>
+    </w:p>
+    <w:p>
+      <w:pPr>
+        <w:pStyle w:val="BodyText"/>
+      </w:pPr>
+      <w:r>
+        <w:t xml:space="preserve">노아: 그럼 다음 서한에 넣으세요.</w:t>
+      </w:r>
+    </w:p>
+    <w:bookmarkEnd w:id="34"/>
+    <w:bookmarkStart w:id="35" w:name="절정전환-9월-25일-오후-오스틴런던-화상-1"/>
+    <w:p>
+      <w:pPr>
+        <w:pStyle w:val="Heading3"/>
+      </w:pPr>
+      <w:r>
+        <w:t xml:space="preserve">절정·전환 — 9월 25일 오후, 오스틴(런던 화상)</w:t>
+      </w:r>
+    </w:p>
+    <w:p>
+      <w:pPr>
+        <w:pStyle w:val="FirstParagraph"/>
+      </w:pPr>
+      <w:r>
+        <w:t xml:space="preserve">일레인: 초안에 폴의 숫자, 엘레나의 환자, 이사 한 명이 있네요. 아직 뭔가 빠졌어요.</w:t>
+      </w:r>
+    </w:p>
+    <w:p>
+      <w:pPr>
+        <w:pStyle w:val="BodyText"/>
+      </w:pPr>
+      <w:r>
+        <w:t xml:space="preserve">제임스: 그럼 제가 가진 것 같아요. 오늘 런던에서 두 가지 일이 있었어요. 첫 번째가 제 옆에 앉아 있어요.</w:t>
+      </w:r>
+    </w:p>
+    <w:p>
+      <w:pPr>
+        <w:pStyle w:val="BodyText"/>
+      </w:pPr>
+      <w:r>
+        <w:t xml:space="preserve">해나: 안녕하세요, 노아. 해나 로이드예요. 2년 전 면접에서 만났죠. 저를 톰에게 뺏기셨어요.</w:t>
+      </w:r>
+    </w:p>
+    <w:p>
+      <w:pPr>
+        <w:pStyle w:val="BodyText"/>
+      </w:pPr>
+      <w:r>
+        <w:t xml:space="preserve">노아: 기억해요. 톰이 더 빨랐죠. 그건 내 탓이었어요.</w:t>
+      </w:r>
+    </w:p>
+    <w:p>
+      <w:pPr>
+        <w:pStyle w:val="BodyText"/>
+      </w:pPr>
+      <w:r>
+        <w:t xml:space="preserve">해나: 지난주 할번 UK가 새 법이 시행되기 전에 미용사 판매를 두 배로 늘리라고 했어요.</w:t>
+      </w:r>
+      <w:r>
+        <w:t xml:space="preserve"> </w:t>
+      </w:r>
+      <w:r>
+        <w:t xml:space="preserve">“</w:t>
+      </w:r>
+      <w:r>
+        <w:t xml:space="preserve">팔 수 있을 때 팔아라.</w:t>
+      </w:r>
+      <w:r>
+        <w:t xml:space="preserve">”</w:t>
+      </w:r>
+      <w:r>
+        <w:t xml:space="preserve"> </w:t>
+      </w:r>
+      <w:r>
+        <w:t xml:space="preserve">저는 마케터가 되기 전 8년간 간호사였어요. 거절했고, 그날 오후에 사직했어요.</w:t>
+      </w:r>
+    </w:p>
+    <w:p>
+      <w:pPr>
+        <w:pStyle w:val="BodyText"/>
+      </w:pPr>
+      <w:r>
+        <w:t xml:space="preserve">제임스: 할번과의 계약상 4주 후에 우리와 시작할 수 있어요. 영국 교육 책임자를 맡기고 싶어요.</w:t>
+      </w:r>
+    </w:p>
+    <w:p>
+      <w:pPr>
+        <w:pStyle w:val="BodyText"/>
+      </w:pPr>
+      <w:r>
+        <w:t xml:space="preserve">노아: 해나, 원한다면 그 자리는 당신 거예요. 조건 하나.</w:t>
+      </w:r>
+    </w:p>
+    <w:p>
+      <w:pPr>
+        <w:pStyle w:val="BodyText"/>
+      </w:pPr>
+      <w:r>
+        <w:t xml:space="preserve">해나: 맞혀 볼게요. 미용사에게 판매하면, 그 주에 사직한다.</w:t>
+      </w:r>
+    </w:p>
+    <w:p>
+      <w:pPr>
+        <w:pStyle w:val="BodyText"/>
+      </w:pPr>
+      <w:r>
+        <w:t xml:space="preserve">제임스: 그거 제 계약서에 있어요. 그 문단을 복사하죠.</w:t>
+      </w:r>
+    </w:p>
+    <w:p>
+      <w:pPr>
+        <w:pStyle w:val="BodyText"/>
+      </w:pPr>
+      <w:r>
+        <w:t xml:space="preserve">노아: 그리고 두 번째는요, 제임스?</w:t>
+      </w:r>
+    </w:p>
+    <w:p>
+      <w:pPr>
+        <w:pStyle w:val="BodyText"/>
+      </w:pPr>
+      <w:r>
+        <w:t xml:space="preserve">피오나: 두 번째는 저예요. 피오나 애시비. 제가 한 번 아주 분명하게 거절했던 거 기억하실지도.</w:t>
+      </w:r>
+    </w:p>
+    <w:p>
+      <w:pPr>
+        <w:pStyle w:val="BodyText"/>
+      </w:pPr>
+      <w:r>
+        <w:t xml:space="preserve">노아:</w:t>
+      </w:r>
+      <w:r>
+        <w:t xml:space="preserve"> </w:t>
+      </w:r>
+      <w:r>
+        <w:t xml:space="preserve">“</w:t>
+      </w:r>
+      <w:r>
+        <w:t xml:space="preserve">저라면 서명했을 거예요. 그쪽 의사가 마음에 들었어요. 무서웠거든요.</w:t>
+      </w:r>
+      <w:r>
+        <w:t xml:space="preserve">”</w:t>
+      </w:r>
+    </w:p>
+    <w:p>
+      <w:pPr>
+        <w:pStyle w:val="BodyText"/>
+      </w:pPr>
+      <w:r>
+        <w:t xml:space="preserve">피오나: 여전히 무서워요. 제 제안은 이래요. 그랜트 앤 애시비는 영국 주요 도시마다 간호사 강사 네트워크가 있어요. 오스틴에서 강사를 비행기로 데려오는 대신, 루이즈 박사가 인증하고 귀사 커리큘럼으로 운영하는 저희 강사를 쓰세요. 제임스와 계산해 봤어요. 여기서 시술자 1인당 교육비를 35% 줄여요.</w:t>
+      </w:r>
+    </w:p>
+    <w:p>
+      <w:pPr>
+        <w:pStyle w:val="BodyText"/>
+      </w:pPr>
+      <w:r>
+        <w:t xml:space="preserve">폴: 35%. 교육 시간은 한 시간도 줄이지 않고?</w:t>
+      </w:r>
+    </w:p>
+    <w:p>
+      <w:pPr>
+        <w:pStyle w:val="BodyText"/>
+      </w:pPr>
+      <w:r>
+        <w:t xml:space="preserve">피오나: 한 시간도요. 비행은 줄이고. 실습 시간은 그대로. 응급 훈련도 그대로.</w:t>
+      </w:r>
+    </w:p>
+    <w:p>
+      <w:pPr>
+        <w:pStyle w:val="BodyText"/>
+      </w:pPr>
+      <w:r>
+        <w:t xml:space="preserve">엘레나: 그리고 강사는 전부 내가 직접 인증해요. 처음엔 대면으로. 예외 없이.</w:t>
+      </w:r>
+    </w:p>
+    <w:p>
+      <w:pPr>
+        <w:pStyle w:val="BodyText"/>
+      </w:pPr>
+      <w:r>
+        <w:t xml:space="preserve">피오나: 그 이상은 기대 안 해요. 여전히 무섭네요.</w:t>
+      </w:r>
+    </w:p>
+    <w:p>
+      <w:pPr>
+        <w:pStyle w:val="BodyText"/>
+      </w:pPr>
+      <w:r>
+        <w:t xml:space="preserve">노아: 그럼 그게 모델이에요. 현지 강사, 우리 기준. 한국은 이미 지우의 클리닉들과 그렇게 하고 있어요. 모든 곳에서 그렇게 해요.</w:t>
+      </w:r>
+    </w:p>
+    <w:p>
+      <w:pPr>
+        <w:pStyle w:val="BodyText"/>
+      </w:pPr>
+      <w:r>
+        <w:t xml:space="preserve">마리솔: 그게 빠진 조각이에요. 비용을 변호하는 게 아니라, 증거와 함께 고치는 거예요.</w:t>
+      </w:r>
+    </w:p>
+    <w:p>
+      <w:pPr>
+        <w:pStyle w:val="BodyText"/>
+      </w:pPr>
+      <w:r>
+        <w:t xml:space="preserve">노아: 루스, 받아 적어요. 헤드라인 문장.</w:t>
+      </w:r>
+    </w:p>
+    <w:p>
+      <w:pPr>
+        <w:pStyle w:val="BodyText"/>
+      </w:pPr>
+      <w:r>
+        <w:t xml:space="preserve">루스: 준비됐어요.</w:t>
+      </w:r>
+    </w:p>
+    <w:p>
+      <w:pPr>
+        <w:pStyle w:val="BodyText"/>
+      </w:pPr>
+      <w:r>
+        <w:t xml:space="preserve">노아:</w:t>
+      </w:r>
+      <w:r>
+        <w:t xml:space="preserve"> </w:t>
+      </w:r>
+      <w:r>
+        <w:t xml:space="preserve">“</w:t>
+      </w:r>
+      <w:r>
+        <w:t xml:space="preserve">우리는 교육 비용을 줄일 것이다. 교육을 줄이지는 않을 것이다.</w:t>
+      </w:r>
+      <w:r>
+        <w:t xml:space="preserve">”</w:t>
+      </w:r>
+    </w:p>
+    <w:p>
+      <w:pPr>
+        <w:pStyle w:val="BodyText"/>
+      </w:pPr>
+      <w:r>
+        <w:t xml:space="preserve">다이앤: 법적으로 깨끗하고. 전략적으로 날카롭네요. 엘레나, 당신 부분은?</w:t>
+      </w:r>
+    </w:p>
+    <w:p>
+      <w:pPr>
+        <w:pStyle w:val="BodyText"/>
+      </w:pPr>
+      <w:r>
+        <w:t xml:space="preserve">엘레나: 끝났어요. 세 문단. 마지막은 호찌민의 한 여성에 관한 거예요. 이름 없이. 본인 허락을 받아서.</w:t>
+      </w:r>
+    </w:p>
+    <w:p>
+      <w:pPr>
+        <w:pStyle w:val="BodyText"/>
+      </w:pPr>
+      <w:r>
+        <w:t xml:space="preserve">일레인: 그럼 오늘 밤 이사회에 보내요. 내일 승인하고 금요일 아침에 발표해요.</w:t>
+      </w:r>
+    </w:p>
+    <w:bookmarkEnd w:id="35"/>
+    <w:bookmarkStart w:id="36" w:name="마무리-9월-26일-금요일-오전-1"/>
+    <w:p>
+      <w:pPr>
+        <w:pStyle w:val="Heading3"/>
+      </w:pPr>
+      <w:r>
+        <w:t xml:space="preserve">마무리 — 9월 26일 금요일 오전</w:t>
+      </w:r>
+    </w:p>
+    <w:p>
+      <w:pPr>
+        <w:pStyle w:val="FirstParagraph"/>
+      </w:pPr>
+      <w:r>
+        <w:t xml:space="preserve">루스: 발표됐어요. 세 가지 약속. 교육 비용 30% 절감, 미용사 판매 없음, 새 독립 이사 1명.</w:t>
+      </w:r>
+    </w:p>
+    <w:p>
+      <w:pPr>
+        <w:pStyle w:val="BodyText"/>
+      </w:pPr>
+      <w:r>
+        <w:t xml:space="preserve">폴: 주가는 보합. 이런 날엔 칭찬이죠.</w:t>
+      </w:r>
+    </w:p>
+    <w:p>
+      <w:pPr>
+        <w:pStyle w:val="BodyText"/>
+      </w:pPr>
+      <w:r>
+        <w:t xml:space="preserve">루스: 그리고 파이크가 성명을 냈어요. 다섯 단어.</w:t>
+      </w:r>
+      <w:r>
+        <w:t xml:space="preserve"> </w:t>
+      </w:r>
+      <w:r>
+        <w:t xml:space="preserve">“</w:t>
+      </w:r>
+      <w:r>
+        <w:t xml:space="preserve">좋은 출발. 충분하진 않다.</w:t>
+      </w:r>
+      <w:r>
+        <w:t xml:space="preserve">”</w:t>
+      </w:r>
+    </w:p>
+    <w:p>
+      <w:pPr>
+        <w:pStyle w:val="BodyText"/>
+      </w:pPr>
+      <w:r>
+        <w:t xml:space="preserve">노아: 다섯 단어. 예의 바르게 굴고 있네요.</w:t>
+      </w:r>
+    </w:p>
+    <w:p>
+      <w:pPr>
+        <w:pStyle w:val="BodyText"/>
+      </w:pPr>
+      <w:r>
+        <w:t xml:space="preserve">루스: 마시 펠드먼이 전화했어요. 나 말고 당신을 찾았어요.</w:t>
+      </w:r>
+    </w:p>
+    <w:p>
+      <w:pPr>
+        <w:pStyle w:val="BodyText"/>
+      </w:pPr>
+      <w:r>
+        <w:t xml:space="preserve">마시: 노아. 편지 두 번 읽었어요. 행동주의 투자자에게 답하는 회사를 50곳은 봤는데, 대부분 항복하거나 소리를 질러요. 당신은 둘 다 안 했어요. 비용을 인정하고, 교육을 지키고, 그가 불평할 수 없는 한 자리를 줬죠.</w:t>
+      </w:r>
+    </w:p>
+    <w:p>
+      <w:pPr>
+        <w:pStyle w:val="BodyText"/>
+      </w:pPr>
+      <w:r>
+        <w:t xml:space="preserve">노아: 커먼웰스는 5월에 우리 편에 투표할 건가요?</w:t>
+      </w:r>
+    </w:p>
+    <w:p>
+      <w:pPr>
+        <w:pStyle w:val="BodyText"/>
+      </w:pPr>
+      <w:r>
+        <w:t xml:space="preserve">마시: 여전히 여기 있어요. 10년. 그게 내 표예요.</w:t>
+      </w:r>
+    </w:p>
+    <w:p>
+      <w:pPr>
+        <w:pStyle w:val="BodyText"/>
+      </w:pPr>
+      <w:r>
+        <w:t xml:space="preserve">노아: 고마워요, 마시.</w:t>
+      </w:r>
+    </w:p>
+    <w:p>
+      <w:pPr>
+        <w:pStyle w:val="BodyText"/>
+      </w:pPr>
+      <w:r>
+        <w:t xml:space="preserve">마리솔: 노아, 10분 있어요? 오스틴의 작은 회사 얘기할 때예요.</w:t>
+      </w:r>
+    </w:p>
+    <w:p>
+      <w:pPr>
+        <w:pStyle w:val="BodyText"/>
+      </w:pPr>
+      <w:r>
+        <w:t xml:space="preserve">노아: 파이크가 생각 못 한 성장. 해 봐요.</w:t>
+      </w:r>
+    </w:p>
+    <w:p>
+      <w:pPr>
+        <w:pStyle w:val="BodyText"/>
+      </w:pPr>
+      <w:r>
+        <w:t xml:space="preserve">마리솔: 이름은 컨투어예요. 휴대폰 카메라와 초음파 스캔으로 시술 전에 환자 얼굴의 혈관을 지도로 그리고, 어디에 주사하면 안 되는지 제안하는 소프트웨어예요. 창업자는 스물일곱, 뛰어나고, 4개월 후면 돈이 떨어져요.</w:t>
+      </w:r>
+    </w:p>
+    <w:p>
+      <w:pPr>
+        <w:pStyle w:val="BodyText"/>
+      </w:pPr>
+      <w:r>
+        <w:t xml:space="preserve">노아: 스물일곱에 돈 떨어지기 4개월 전. 그 기분 알죠.</w:t>
+      </w:r>
+    </w:p>
+    <w:p>
+      <w:pPr>
+        <w:pStyle w:val="BodyText"/>
+      </w:pPr>
+      <w:r>
+        <w:t xml:space="preserve">마리솔: 이름은 마야 오르티스예요. 월요일에 만나고 싶대요. 사무실 말고 카페에서.</w:t>
+      </w:r>
+    </w:p>
+    <w:p>
+      <w:pPr>
+        <w:pStyle w:val="BodyText"/>
+      </w:pPr>
+      <w:r>
+        <w:t xml:space="preserve">노아: 카페. 생전 처음으로, 내가 커피를 사는 쪽이네요.</w:t>
+      </w:r>
+    </w:p>
+    <w:bookmarkEnd w:id="36"/>
+    <w:bookmarkEnd w:id="37"/>
+    <w:bookmarkEnd w:id="38"/>
     <w:sectPr/>
   </w:body>
 </w:document>
@@ -4001,583 +3948,8 @@
       </w:pPr>
     </w:lvl>
   </w:abstractNum>
-  <w:abstractNum w:abstractNumId="99411">
-    <w:nsid w:val="A99411"/>
-    <w:multiLevelType w:val="multilevel"/>
-    <w:lvl w:ilvl="0">
-      <w:start w:val="1"/>
-      <w:numFmt w:val="decimal"/>
-      <w:lvlText w:val="%1."/>
-      <w:lvlJc w:val="left"/>
-      <w:pPr>
-        <w:ind w:left="720" w:hanging="480"/>
-      </w:pPr>
-    </w:lvl>
-    <w:lvl w:ilvl="1">
-      <w:start w:val="1"/>
-      <w:numFmt w:val="decimal"/>
-      <w:lvlText w:val="%2."/>
-      <w:lvlJc w:val="left"/>
-      <w:pPr>
-        <w:ind w:left="1440" w:hanging="480"/>
-      </w:pPr>
-    </w:lvl>
-    <w:lvl w:ilvl="2">
-      <w:start w:val="1"/>
-      <w:numFmt w:val="decimal"/>
-      <w:lvlText w:val="%3."/>
-      <w:lvlJc w:val="left"/>
-      <w:pPr>
-        <w:ind w:left="2160" w:hanging="480"/>
-      </w:pPr>
-    </w:lvl>
-    <w:lvl w:ilvl="3">
-      <w:start w:val="1"/>
-      <w:numFmt w:val="decimal"/>
-      <w:lvlText w:val="%4."/>
-      <w:lvlJc w:val="left"/>
-      <w:pPr>
-        <w:ind w:left="2880" w:hanging="480"/>
-      </w:pPr>
-    </w:lvl>
-    <w:lvl w:ilvl="4">
-      <w:start w:val="1"/>
-      <w:numFmt w:val="decimal"/>
-      <w:lvlText w:val="%5."/>
-      <w:lvlJc w:val="left"/>
-      <w:pPr>
-        <w:ind w:left="3600" w:hanging="480"/>
-      </w:pPr>
-    </w:lvl>
-    <w:lvl w:ilvl="5">
-      <w:start w:val="1"/>
-      <w:numFmt w:val="decimal"/>
-      <w:lvlText w:val="%6."/>
-      <w:lvlJc w:val="left"/>
-      <w:pPr>
-        <w:ind w:left="4320" w:hanging="480"/>
-      </w:pPr>
-    </w:lvl>
-    <w:lvl w:ilvl="6">
-      <w:start w:val="1"/>
-      <w:numFmt w:val="decimal"/>
-      <w:lvlText w:val="%7."/>
-      <w:lvlJc w:val="left"/>
-      <w:pPr>
-        <w:ind w:left="5040" w:hanging="480"/>
-      </w:pPr>
-    </w:lvl>
-    <w:lvl w:ilvl="7">
-      <w:start w:val="1"/>
-      <w:numFmt w:val="decimal"/>
-      <w:lvlText w:val="%8."/>
-      <w:lvlJc w:val="left"/>
-      <w:pPr>
-        <w:ind w:left="5760" w:hanging="480"/>
-      </w:pPr>
-    </w:lvl>
-    <w:lvl w:ilvl="8">
-      <w:start w:val="1"/>
-      <w:numFmt w:val="decimal"/>
-      <w:lvlText w:val="%9."/>
-      <w:lvlJc w:val="left"/>
-      <w:pPr>
-        <w:ind w:left="6480" w:hanging="480"/>
-      </w:pPr>
-    </w:lvl>
-  </w:abstractNum>
-  <w:abstractNum w:abstractNumId="994116">
-    <w:nsid w:val="A994116"/>
-    <w:multiLevelType w:val="multilevel"/>
-    <w:lvl w:ilvl="0">
-      <w:start w:val="16"/>
-      <w:numFmt w:val="decimal"/>
-      <w:lvlText w:val="%1."/>
-      <w:lvlJc w:val="left"/>
-      <w:pPr>
-        <w:ind w:left="720" w:hanging="480"/>
-      </w:pPr>
-    </w:lvl>
-    <w:lvl w:ilvl="1">
-      <w:start w:val="16"/>
-      <w:numFmt w:val="decimal"/>
-      <w:lvlText w:val="%2."/>
-      <w:lvlJc w:val="left"/>
-      <w:pPr>
-        <w:ind w:left="1440" w:hanging="480"/>
-      </w:pPr>
-    </w:lvl>
-    <w:lvl w:ilvl="2">
-      <w:start w:val="16"/>
-      <w:numFmt w:val="decimal"/>
-      <w:lvlText w:val="%3."/>
-      <w:lvlJc w:val="left"/>
-      <w:pPr>
-        <w:ind w:left="2160" w:hanging="480"/>
-      </w:pPr>
-    </w:lvl>
-    <w:lvl w:ilvl="3">
-      <w:start w:val="16"/>
-      <w:numFmt w:val="decimal"/>
-      <w:lvlText w:val="%4."/>
-      <w:lvlJc w:val="left"/>
-      <w:pPr>
-        <w:ind w:left="2880" w:hanging="480"/>
-      </w:pPr>
-    </w:lvl>
-    <w:lvl w:ilvl="4">
-      <w:start w:val="16"/>
-      <w:numFmt w:val="decimal"/>
-      <w:lvlText w:val="%5."/>
-      <w:lvlJc w:val="left"/>
-      <w:pPr>
-        <w:ind w:left="3600" w:hanging="480"/>
-      </w:pPr>
-    </w:lvl>
-    <w:lvl w:ilvl="5">
-      <w:start w:val="16"/>
-      <w:numFmt w:val="decimal"/>
-      <w:lvlText w:val="%6."/>
-      <w:lvlJc w:val="left"/>
-      <w:pPr>
-        <w:ind w:left="4320" w:hanging="480"/>
-      </w:pPr>
-    </w:lvl>
-    <w:lvl w:ilvl="6">
-      <w:start w:val="16"/>
-      <w:numFmt w:val="decimal"/>
-      <w:lvlText w:val="%7."/>
-      <w:lvlJc w:val="left"/>
-      <w:pPr>
-        <w:ind w:left="5040" w:hanging="480"/>
-      </w:pPr>
-    </w:lvl>
-    <w:lvl w:ilvl="7">
-      <w:start w:val="16"/>
-      <w:numFmt w:val="decimal"/>
-      <w:lvlText w:val="%8."/>
-      <w:lvlJc w:val="left"/>
-      <w:pPr>
-        <w:ind w:left="5760" w:hanging="480"/>
-      </w:pPr>
-    </w:lvl>
-    <w:lvl w:ilvl="8">
-      <w:start w:val="16"/>
-      <w:numFmt w:val="decimal"/>
-      <w:lvlText w:val="%9."/>
-      <w:lvlJc w:val="left"/>
-      <w:pPr>
-        <w:ind w:left="6480" w:hanging="480"/>
-      </w:pPr>
-    </w:lvl>
-  </w:abstractNum>
-  <w:abstractNum w:abstractNumId="994151">
-    <w:nsid w:val="A994151"/>
-    <w:multiLevelType w:val="multilevel"/>
-    <w:lvl w:ilvl="0">
-      <w:start w:val="51"/>
-      <w:numFmt w:val="decimal"/>
-      <w:lvlText w:val="%1."/>
-      <w:lvlJc w:val="left"/>
-      <w:pPr>
-        <w:ind w:left="720" w:hanging="480"/>
-      </w:pPr>
-    </w:lvl>
-    <w:lvl w:ilvl="1">
-      <w:start w:val="51"/>
-      <w:numFmt w:val="decimal"/>
-      <w:lvlText w:val="%2."/>
-      <w:lvlJc w:val="left"/>
-      <w:pPr>
-        <w:ind w:left="1440" w:hanging="480"/>
-      </w:pPr>
-    </w:lvl>
-    <w:lvl w:ilvl="2">
-      <w:start w:val="51"/>
-      <w:numFmt w:val="decimal"/>
-      <w:lvlText w:val="%3."/>
-      <w:lvlJc w:val="left"/>
-      <w:pPr>
-        <w:ind w:left="2160" w:hanging="480"/>
-      </w:pPr>
-    </w:lvl>
-    <w:lvl w:ilvl="3">
-      <w:start w:val="51"/>
-      <w:numFmt w:val="decimal"/>
-      <w:lvlText w:val="%4."/>
-      <w:lvlJc w:val="left"/>
-      <w:pPr>
-        <w:ind w:left="2880" w:hanging="480"/>
-      </w:pPr>
-    </w:lvl>
-    <w:lvl w:ilvl="4">
-      <w:start w:val="51"/>
-      <w:numFmt w:val="decimal"/>
-      <w:lvlText w:val="%5."/>
-      <w:lvlJc w:val="left"/>
-      <w:pPr>
-        <w:ind w:left="3600" w:hanging="480"/>
-      </w:pPr>
-    </w:lvl>
-    <w:lvl w:ilvl="5">
-      <w:start w:val="51"/>
-      <w:numFmt w:val="decimal"/>
-      <w:lvlText w:val="%6."/>
-      <w:lvlJc w:val="left"/>
-      <w:pPr>
-        <w:ind w:left="4320" w:hanging="480"/>
-      </w:pPr>
-    </w:lvl>
-    <w:lvl w:ilvl="6">
-      <w:start w:val="51"/>
-      <w:numFmt w:val="decimal"/>
-      <w:lvlText w:val="%7."/>
-      <w:lvlJc w:val="left"/>
-      <w:pPr>
-        <w:ind w:left="5040" w:hanging="480"/>
-      </w:pPr>
-    </w:lvl>
-    <w:lvl w:ilvl="7">
-      <w:start w:val="51"/>
-      <w:numFmt w:val="decimal"/>
-      <w:lvlText w:val="%8."/>
-      <w:lvlJc w:val="left"/>
-      <w:pPr>
-        <w:ind w:left="5760" w:hanging="480"/>
-      </w:pPr>
-    </w:lvl>
-    <w:lvl w:ilvl="8">
-      <w:start w:val="51"/>
-      <w:numFmt w:val="decimal"/>
-      <w:lvlText w:val="%9."/>
-      <w:lvlJc w:val="left"/>
-      <w:pPr>
-        <w:ind w:left="6480" w:hanging="480"/>
-      </w:pPr>
-    </w:lvl>
-  </w:abstractNum>
-  <w:abstractNum w:abstractNumId="994181">
-    <w:nsid w:val="A994181"/>
-    <w:multiLevelType w:val="multilevel"/>
-    <w:lvl w:ilvl="0">
-      <w:start w:val="81"/>
-      <w:numFmt w:val="decimal"/>
-      <w:lvlText w:val="%1."/>
-      <w:lvlJc w:val="left"/>
-      <w:pPr>
-        <w:ind w:left="720" w:hanging="480"/>
-      </w:pPr>
-    </w:lvl>
-    <w:lvl w:ilvl="1">
-      <w:start w:val="81"/>
-      <w:numFmt w:val="decimal"/>
-      <w:lvlText w:val="%2."/>
-      <w:lvlJc w:val="left"/>
-      <w:pPr>
-        <w:ind w:left="1440" w:hanging="480"/>
-      </w:pPr>
-    </w:lvl>
-    <w:lvl w:ilvl="2">
-      <w:start w:val="81"/>
-      <w:numFmt w:val="decimal"/>
-      <w:lvlText w:val="%3."/>
-      <w:lvlJc w:val="left"/>
-      <w:pPr>
-        <w:ind w:left="2160" w:hanging="480"/>
-      </w:pPr>
-    </w:lvl>
-    <w:lvl w:ilvl="3">
-      <w:start w:val="81"/>
-      <w:numFmt w:val="decimal"/>
-      <w:lvlText w:val="%4."/>
-      <w:lvlJc w:val="left"/>
-      <w:pPr>
-        <w:ind w:left="2880" w:hanging="480"/>
-      </w:pPr>
-    </w:lvl>
-    <w:lvl w:ilvl="4">
-      <w:start w:val="81"/>
-      <w:numFmt w:val="decimal"/>
-      <w:lvlText w:val="%5."/>
-      <w:lvlJc w:val="left"/>
-      <w:pPr>
-        <w:ind w:left="3600" w:hanging="480"/>
-      </w:pPr>
-    </w:lvl>
-    <w:lvl w:ilvl="5">
-      <w:start w:val="81"/>
-      <w:numFmt w:val="decimal"/>
-      <w:lvlText w:val="%6."/>
-      <w:lvlJc w:val="left"/>
-      <w:pPr>
-        <w:ind w:left="4320" w:hanging="480"/>
-      </w:pPr>
-    </w:lvl>
-    <w:lvl w:ilvl="6">
-      <w:start w:val="81"/>
-      <w:numFmt w:val="decimal"/>
-      <w:lvlText w:val="%7."/>
-      <w:lvlJc w:val="left"/>
-      <w:pPr>
-        <w:ind w:left="5040" w:hanging="480"/>
-      </w:pPr>
-    </w:lvl>
-    <w:lvl w:ilvl="7">
-      <w:start w:val="81"/>
-      <w:numFmt w:val="decimal"/>
-      <w:lvlText w:val="%8."/>
-      <w:lvlJc w:val="left"/>
-      <w:pPr>
-        <w:ind w:left="5760" w:hanging="480"/>
-      </w:pPr>
-    </w:lvl>
-    <w:lvl w:ilvl="8">
-      <w:start w:val="81"/>
-      <w:numFmt w:val="decimal"/>
-      <w:lvlText w:val="%9."/>
-      <w:lvlJc w:val="left"/>
-      <w:pPr>
-        <w:ind w:left="6480" w:hanging="480"/>
-      </w:pPr>
-    </w:lvl>
-  </w:abstractNum>
-  <w:abstractNum w:abstractNumId="9941106">
-    <w:nsid w:val="A9941106"/>
-    <w:multiLevelType w:val="multilevel"/>
-    <w:lvl w:ilvl="0">
-      <w:start w:val="106"/>
-      <w:numFmt w:val="decimal"/>
-      <w:lvlText w:val="%1."/>
-      <w:lvlJc w:val="left"/>
-      <w:pPr>
-        <w:ind w:left="720" w:hanging="480"/>
-      </w:pPr>
-    </w:lvl>
-    <w:lvl w:ilvl="1">
-      <w:start w:val="106"/>
-      <w:numFmt w:val="decimal"/>
-      <w:lvlText w:val="%2."/>
-      <w:lvlJc w:val="left"/>
-      <w:pPr>
-        <w:ind w:left="1440" w:hanging="480"/>
-      </w:pPr>
-    </w:lvl>
-    <w:lvl w:ilvl="2">
-      <w:start w:val="106"/>
-      <w:numFmt w:val="decimal"/>
-      <w:lvlText w:val="%3."/>
-      <w:lvlJc w:val="left"/>
-      <w:pPr>
-        <w:ind w:left="2160" w:hanging="480"/>
-      </w:pPr>
-    </w:lvl>
-    <w:lvl w:ilvl="3">
-      <w:start w:val="106"/>
-      <w:numFmt w:val="decimal"/>
-      <w:lvlText w:val="%4."/>
-      <w:lvlJc w:val="left"/>
-      <w:pPr>
-        <w:ind w:left="2880" w:hanging="480"/>
-      </w:pPr>
-    </w:lvl>
-    <w:lvl w:ilvl="4">
-      <w:start w:val="106"/>
-      <w:numFmt w:val="decimal"/>
-      <w:lvlText w:val="%5."/>
-      <w:lvlJc w:val="left"/>
-      <w:pPr>
-        <w:ind w:left="3600" w:hanging="480"/>
-      </w:pPr>
-    </w:lvl>
-    <w:lvl w:ilvl="5">
-      <w:start w:val="106"/>
-      <w:numFmt w:val="decimal"/>
-      <w:lvlText w:val="%6."/>
-      <w:lvlJc w:val="left"/>
-      <w:pPr>
-        <w:ind w:left="4320" w:hanging="480"/>
-      </w:pPr>
-    </w:lvl>
-    <w:lvl w:ilvl="6">
-      <w:start w:val="106"/>
-      <w:numFmt w:val="decimal"/>
-      <w:lvlText w:val="%7."/>
-      <w:lvlJc w:val="left"/>
-      <w:pPr>
-        <w:ind w:left="5040" w:hanging="480"/>
-      </w:pPr>
-    </w:lvl>
-    <w:lvl w:ilvl="7">
-      <w:start w:val="106"/>
-      <w:numFmt w:val="decimal"/>
-      <w:lvlText w:val="%8."/>
-      <w:lvlJc w:val="left"/>
-      <w:pPr>
-        <w:ind w:left="5760" w:hanging="480"/>
-      </w:pPr>
-    </w:lvl>
-    <w:lvl w:ilvl="8">
-      <w:start w:val="106"/>
-      <w:numFmt w:val="decimal"/>
-      <w:lvlText w:val="%9."/>
-      <w:lvlJc w:val="left"/>
-      <w:pPr>
-        <w:ind w:left="6480" w:hanging="480"/>
-      </w:pPr>
-    </w:lvl>
-  </w:abstractNum>
   <w:num w:numId="1000">
     <w:abstractNumId w:val="990"/>
-  </w:num>
-  <w:num w:numId="1001">
-    <w:abstractNumId w:val="99411"/>
-    <w:lvlOverride w:ilvl="0">
-      <w:startOverride w:val="1"/>
-    </w:lvlOverride>
-    <w:lvlOverride w:ilvl="1">
-      <w:startOverride w:val="1"/>
-    </w:lvlOverride>
-    <w:lvlOverride w:ilvl="2">
-      <w:startOverride w:val="1"/>
-    </w:lvlOverride>
-    <w:lvlOverride w:ilvl="3">
-      <w:startOverride w:val="1"/>
-    </w:lvlOverride>
-    <w:lvlOverride w:ilvl="4">
-      <w:startOverride w:val="1"/>
-    </w:lvlOverride>
-    <w:lvlOverride w:ilvl="5">
-      <w:startOverride w:val="1"/>
-    </w:lvlOverride>
-    <w:lvlOverride w:ilvl="6">
-      <w:startOverride w:val="1"/>
-    </w:lvlOverride>
-    <w:lvlOverride w:ilvl="7">
-      <w:startOverride w:val="1"/>
-    </w:lvlOverride>
-    <w:lvlOverride w:ilvl="8">
-      <w:startOverride w:val="1"/>
-    </w:lvlOverride>
-  </w:num>
-  <w:num w:numId="1002">
-    <w:abstractNumId w:val="994116"/>
-    <w:lvlOverride w:ilvl="0">
-      <w:startOverride w:val="16"/>
-    </w:lvlOverride>
-    <w:lvlOverride w:ilvl="1">
-      <w:startOverride w:val="16"/>
-    </w:lvlOverride>
-    <w:lvlOverride w:ilvl="2">
-      <w:startOverride w:val="16"/>
-    </w:lvlOverride>
-    <w:lvlOverride w:ilvl="3">
-      <w:startOverride w:val="16"/>
-    </w:lvlOverride>
-    <w:lvlOverride w:ilvl="4">
-      <w:startOverride w:val="16"/>
-    </w:lvlOverride>
-    <w:lvlOverride w:ilvl="5">
-      <w:startOverride w:val="16"/>
-    </w:lvlOverride>
-    <w:lvlOverride w:ilvl="6">
-      <w:startOverride w:val="16"/>
-    </w:lvlOverride>
-    <w:lvlOverride w:ilvl="7">
-      <w:startOverride w:val="16"/>
-    </w:lvlOverride>
-    <w:lvlOverride w:ilvl="8">
-      <w:startOverride w:val="16"/>
-    </w:lvlOverride>
-  </w:num>
-  <w:num w:numId="1003">
-    <w:abstractNumId w:val="994151"/>
-    <w:lvlOverride w:ilvl="0">
-      <w:startOverride w:val="51"/>
-    </w:lvlOverride>
-    <w:lvlOverride w:ilvl="1">
-      <w:startOverride w:val="51"/>
-    </w:lvlOverride>
-    <w:lvlOverride w:ilvl="2">
-      <w:startOverride w:val="51"/>
-    </w:lvlOverride>
-    <w:lvlOverride w:ilvl="3">
-      <w:startOverride w:val="51"/>
-    </w:lvlOverride>
-    <w:lvlOverride w:ilvl="4">
-      <w:startOverride w:val="51"/>
-    </w:lvlOverride>
-    <w:lvlOverride w:ilvl="5">
-      <w:startOverride w:val="51"/>
-    </w:lvlOverride>
-    <w:lvlOverride w:ilvl="6">
-      <w:startOverride w:val="51"/>
-    </w:lvlOverride>
-    <w:lvlOverride w:ilvl="7">
-      <w:startOverride w:val="51"/>
-    </w:lvlOverride>
-    <w:lvlOverride w:ilvl="8">
-      <w:startOverride w:val="51"/>
-    </w:lvlOverride>
-  </w:num>
-  <w:num w:numId="1004">
-    <w:abstractNumId w:val="994181"/>
-    <w:lvlOverride w:ilvl="0">
-      <w:startOverride w:val="81"/>
-    </w:lvlOverride>
-    <w:lvlOverride w:ilvl="1">
-      <w:startOverride w:val="81"/>
-    </w:lvlOverride>
-    <w:lvlOverride w:ilvl="2">
-      <w:startOverride w:val="81"/>
-    </w:lvlOverride>
-    <w:lvlOverride w:ilvl="3">
-      <w:startOverride w:val="81"/>
-    </w:lvlOverride>
-    <w:lvlOverride w:ilvl="4">
-      <w:startOverride w:val="81"/>
-    </w:lvlOverride>
-    <w:lvlOverride w:ilvl="5">
-      <w:startOverride w:val="81"/>
-    </w:lvlOverride>
-    <w:lvlOverride w:ilvl="6">
-      <w:startOverride w:val="81"/>
-    </w:lvlOverride>
-    <w:lvlOverride w:ilvl="7">
-      <w:startOverride w:val="81"/>
-    </w:lvlOverride>
-    <w:lvlOverride w:ilvl="8">
-      <w:startOverride w:val="81"/>
-    </w:lvlOverride>
-  </w:num>
-  <w:num w:numId="1005">
-    <w:abstractNumId w:val="9941106"/>
-    <w:lvlOverride w:ilvl="0">
-      <w:startOverride w:val="106"/>
-    </w:lvlOverride>
-    <w:lvlOverride w:ilvl="1">
-      <w:startOverride w:val="106"/>
-    </w:lvlOverride>
-    <w:lvlOverride w:ilvl="2">
-      <w:startOverride w:val="106"/>
-    </w:lvlOverride>
-    <w:lvlOverride w:ilvl="3">
-      <w:startOverride w:val="106"/>
-    </w:lvlOverride>
-    <w:lvlOverride w:ilvl="4">
-      <w:startOverride w:val="106"/>
-    </w:lvlOverride>
-    <w:lvlOverride w:ilvl="5">
-      <w:startOverride w:val="106"/>
-    </w:lvlOverride>
-    <w:lvlOverride w:ilvl="6">
-      <w:startOverride w:val="106"/>
-    </w:lvlOverride>
-    <w:lvlOverride w:ilvl="7">
-      <w:startOverride w:val="106"/>
-    </w:lvlOverride>
-    <w:lvlOverride w:ilvl="8">
-      <w:startOverride w:val="106"/>
-    </w:lvlOverride>
   </w:num>
 </w:numbering>
 </file>
